--- a/curriculum-planner/output/Session_3_Lesson_Plan.docx
+++ b/curriculum-planner/output/Session_3_Lesson_Plan.docx
@@ -5,27 +5,25 @@
     <w:p>
       <w:pPr>
         <w:pStyle w:val="Heading1"/>
+        <w:spacing w:before="0" w:after="80"/>
       </w:pPr>
       <w:r>
         <w:t>Session 3: “Automate &amp; Strategize”</w:t>
       </w:r>
     </w:p>
-    <w:p>
-      <w:pPr/>
-      <w:r>
-        <w:rPr>
-          <w:i/>
-          <w:sz w:val="22"/>
-        </w:rPr>
-        <w:t>Saturday, Weekend 2  |  10:00 AM – 5:45 PM  |  Theme: Workflow automation, agentic AI concepts, and career positioning.</w:t>
-      </w:r>
-    </w:p>
-    <w:p/>
     <w:tbl>
       <w:tblPr>
         <w:tblW w:type="auto" w:w="0"/>
+        <w:tblLook w:firstColumn="1" w:firstRow="1" w:lastColumn="0" w:lastRow="0" w:noHBand="0" w:noVBand="1" w:val="04A0"/>
         <w:jc w:val="left"/>
-        <w:tblLook w:firstColumn="1" w:firstRow="1" w:lastColumn="0" w:lastRow="0" w:noHBand="0" w:noVBand="1" w:val="04A0"/>
+        <w:tblBorders>
+          <w:top w:val="none" w:sz="0" w:color="auto" w:space="0"/>
+          <w:left w:val="none" w:sz="0" w:color="auto" w:space="0"/>
+          <w:bottom w:val="none" w:sz="0" w:color="auto" w:space="0"/>
+          <w:right w:val="none" w:sz="0" w:color="auto" w:space="0"/>
+          <w:insideH w:val="none" w:sz="0" w:color="auto" w:space="0"/>
+          <w:insideV w:val="none" w:sz="0" w:color="auto" w:space="0"/>
+        </w:tblBorders>
       </w:tblPr>
       <w:tblGrid>
         <w:gridCol w:w="4320"/>
@@ -34,13 +32,14 @@
       <w:tr>
         <w:tc>
           <w:tcPr>
-            <w:tcW w:type="dxa" w:w="2268"/>
+            <w:tcW w:type="dxa" w:w="1701"/>
           </w:tcPr>
           <w:p>
             <w:r/>
             <w:r>
               <w:rPr>
                 <w:b/>
+                <w:color w:val="243554"/>
                 <w:sz w:val="20"/>
               </w:rPr>
               <w:t>Course</w:t>
@@ -49,7 +48,7 @@
         </w:tc>
         <w:tc>
           <w:tcPr>
-            <w:tcW w:type="dxa" w:w="6803"/>
+            <w:tcW w:type="dxa" w:w="7370"/>
           </w:tcPr>
           <w:p>
             <w:r/>
@@ -65,44 +64,14 @@
       <w:tr>
         <w:tc>
           <w:tcPr>
-            <w:tcW w:type="dxa" w:w="2268"/>
+            <w:tcW w:type="dxa" w:w="1701"/>
           </w:tcPr>
           <w:p>
             <w:r/>
             <w:r>
               <w:rPr>
                 <w:b/>
-                <w:sz w:val="20"/>
-              </w:rPr>
-              <w:t>Session</w:t>
-            </w:r>
-          </w:p>
-        </w:tc>
-        <w:tc>
-          <w:tcPr>
-            <w:tcW w:type="dxa" w:w="6803"/>
-          </w:tcPr>
-          <w:p>
-            <w:r/>
-            <w:r>
-              <w:rPr>
-                <w:sz w:val="20"/>
-              </w:rPr>
-              <w:t>Session 3: “Automate &amp; Strategize”</w:t>
-            </w:r>
-          </w:p>
-        </w:tc>
-      </w:tr>
-      <w:tr>
-        <w:tc>
-          <w:tcPr>
-            <w:tcW w:type="dxa" w:w="2268"/>
-          </w:tcPr>
-          <w:p>
-            <w:r/>
-            <w:r>
-              <w:rPr>
-                <w:b/>
+                <w:color w:val="243554"/>
                 <w:sz w:val="20"/>
               </w:rPr>
               <w:t>Day / Time</w:t>
@@ -111,7 +80,7 @@
         </w:tc>
         <w:tc>
           <w:tcPr>
-            <w:tcW w:type="dxa" w:w="6803"/>
+            <w:tcW w:type="dxa" w:w="7370"/>
           </w:tcPr>
           <w:p>
             <w:r/>
@@ -127,13 +96,14 @@
       <w:tr>
         <w:tc>
           <w:tcPr>
-            <w:tcW w:type="dxa" w:w="2268"/>
+            <w:tcW w:type="dxa" w:w="1701"/>
           </w:tcPr>
           <w:p>
             <w:r/>
             <w:r>
               <w:rPr>
                 <w:b/>
+                <w:color w:val="243554"/>
                 <w:sz w:val="20"/>
               </w:rPr>
               <w:t>Theme</w:t>
@@ -142,7 +112,7 @@
         </w:tc>
         <w:tc>
           <w:tcPr>
-            <w:tcW w:type="dxa" w:w="6803"/>
+            <w:tcW w:type="dxa" w:w="7370"/>
           </w:tcPr>
           <w:p>
             <w:r/>
@@ -158,13 +128,14 @@
       <w:tr>
         <w:tc>
           <w:tcPr>
-            <w:tcW w:type="dxa" w:w="2268"/>
+            <w:tcW w:type="dxa" w:w="1701"/>
           </w:tcPr>
           <w:p>
             <w:r/>
             <w:r>
               <w:rPr>
                 <w:b/>
+                <w:color w:val="243554"/>
                 <w:sz w:val="20"/>
               </w:rPr>
               <w:t>Duration</w:t>
@@ -173,7 +144,7 @@
         </w:tc>
         <w:tc>
           <w:tcPr>
-            <w:tcW w:type="dxa" w:w="6803"/>
+            <w:tcW w:type="dxa" w:w="7370"/>
           </w:tcPr>
           <w:p>
             <w:r/>
@@ -181,168 +152,7 @@
               <w:rPr>
                 <w:sz w:val="20"/>
               </w:rPr>
-              <w:t>375 minutes instruction (13 blocks)</w:t>
-            </w:r>
-          </w:p>
-        </w:tc>
-      </w:tr>
-      <w:tr>
-        <w:tc>
-          <w:tcPr>
-            <w:tcW w:type="dxa" w:w="2268"/>
-          </w:tcPr>
-          <w:p>
-            <w:r/>
-            <w:r>
-              <w:rPr>
-                <w:b/>
-                <w:sz w:val="20"/>
-              </w:rPr>
-              <w:t>Materials</w:t>
-            </w:r>
-          </w:p>
-        </w:tc>
-        <w:tc>
-          <w:tcPr>
-            <w:tcW w:type="dxa" w:w="6803"/>
-          </w:tcPr>
-          <w:p>
-            <w:r/>
-            <w:r>
-              <w:rPr>
-                <w:sz w:val="20"/>
-              </w:rPr>
-              <w:t>Slides, laptop/tablet per student, Claude &amp; ChatGPT access, printed templates</w:t>
-            </w:r>
-          </w:p>
-        </w:tc>
-      </w:tr>
-    </w:tbl>
-    <w:p/>
-    <w:p>
-      <w:pPr>
-        <w:pStyle w:val="Heading2"/>
-      </w:pPr>
-      <w:r>
-        <w:t>LEARNING OBJECTIVES</w:t>
-      </w:r>
-    </w:p>
-    <w:p>
-      <w:r>
-        <w:t>By the end of this session, students will be able to:</w:t>
-      </w:r>
-    </w:p>
-    <w:p>
-      <w:r>
-        <w:rPr>
-          <w:sz w:val="20"/>
-        </w:rPr>
-        <w:t>▸  Map their personal workflow and identify automation opportunities (LO #4: Build real workflows)</w:t>
-      </w:r>
-    </w:p>
-    <w:p>
-      <w:r>
-        <w:rPr>
-          <w:sz w:val="20"/>
-        </w:rPr>
-        <w:t>▸  Build a working automation using Make or Zapier (LO #4)</w:t>
-      </w:r>
-    </w:p>
-    <w:p>
-      <w:r>
-        <w:rPr>
-          <w:sz w:val="20"/>
-        </w:rPr>
-        <w:t>▸  Explain agentic AI and MCP at a conceptual level to a non-technical person (LO #1; LO #7: Position themselves professionally)</w:t>
-      </w:r>
-    </w:p>
-    <w:p>
-      <w:r>
-        <w:rPr>
-          <w:sz w:val="20"/>
-        </w:rPr>
-        <w:t>▸  Analyze job postings for AI-replaceable vs. human-essential tasks (LO #7)</w:t>
-      </w:r>
-    </w:p>
-    <w:p>
-      <w:r>
-        <w:rPr>
-          <w:sz w:val="20"/>
-        </w:rPr>
-        <w:t>▸  Articulate their unique value proposition as an AI-skilled professional (LO #7)</w:t>
-      </w:r>
-    </w:p>
-    <w:p>
-      <w:r>
-        <w:rPr>
-          <w:sz w:val="20"/>
-        </w:rPr>
-        <w:t>▸  Teach an AI concept to a partner clearly and accurately (LO #7: be the AI expert)</w:t>
-      </w:r>
-    </w:p>
-    <w:p/>
-    <w:p>
-      <w:pPr>
-        <w:pStyle w:val="Heading2"/>
-      </w:pPr>
-      <w:r>
-        <w:t>MORNING BLOCK (10:00–1:50)</w:t>
-      </w:r>
-    </w:p>
-    <w:tbl>
-      <w:tblPr>
-        <w:tblW w:type="auto" w:w="0"/>
-        <w:jc w:val="left"/>
-        <w:tblLook w:firstColumn="1" w:firstRow="1" w:lastColumn="0" w:lastRow="0" w:noHBand="0" w:noVBand="1" w:val="04A0"/>
-      </w:tblPr>
-      <w:tblGrid>
-        <w:gridCol w:w="2880"/>
-        <w:gridCol w:w="2880"/>
-        <w:gridCol w:w="2880"/>
-      </w:tblGrid>
-      <w:tr>
-        <w:tc>
-          <w:tcPr>
-            <w:tcW w:type="dxa" w:w="1701"/>
-          </w:tcPr>
-          <w:p>
-            <w:r/>
-            <w:r>
-              <w:rPr>
-                <w:b/>
-                <w:sz w:val="18"/>
-              </w:rPr>
-              <w:t>Time</w:t>
-            </w:r>
-          </w:p>
-        </w:tc>
-        <w:tc>
-          <w:tcPr>
-            <w:tcW w:type="dxa" w:w="2268"/>
-          </w:tcPr>
-          <w:p>
-            <w:r/>
-            <w:r>
-              <w:rPr>
-                <w:b/>
-                <w:sz w:val="18"/>
-              </w:rPr>
-              <w:t>Activity</w:t>
-            </w:r>
-          </w:p>
-        </w:tc>
-        <w:tc>
-          <w:tcPr>
-            <w:tcW w:type="dxa" w:w="5669"/>
-          </w:tcPr>
-          <w:p>
-            <w:r/>
-            <w:r>
-              <w:rPr>
-                <w:b/>
-                <w:sz w:val="18"/>
-              </w:rPr>
-              <w:t>Details &amp; Instructions</w:t>
+              <w:t>375 min instruction  |  13 activity blocks</w:t>
             </w:r>
           </w:p>
         </w:tc>
@@ -356,363 +166,25 @@
             <w:r/>
             <w:r>
               <w:rPr>
-                <w:sz w:val="18"/>
+                <w:b/>
+                <w:color w:val="243554"/>
+                <w:sz w:val="20"/>
               </w:rPr>
-              <w:t>10:00–10:15</w:t>
+              <w:t>Materials</w:t>
             </w:r>
           </w:p>
         </w:tc>
         <w:tc>
           <w:tcPr>
-            <w:tcW w:type="dxa" w:w="2268"/>
+            <w:tcW w:type="dxa" w:w="7370"/>
           </w:tcPr>
           <w:p>
             <w:r/>
             <w:r>
               <w:rPr>
-                <w:b/>
-                <w:sz w:val="18"/>
+                <w:sz w:val="20"/>
               </w:rPr>
-              <w:t>Retrieval Sprint</w:t>
-            </w:r>
-          </w:p>
-        </w:tc>
-        <w:tc>
-          <w:tcPr>
-            <w:tcW w:type="dxa" w:w="5669"/>
-          </w:tcPr>
-          <w:p>
-            <w:r/>
-            <w:r>
-              <w:rPr>
-                <w:sz w:val="16"/>
-              </w:rPr>
-              <w:t>7 questions covering both Sessions 1 and 2. Include at least 2 questions that bridge weekends (e.g., “You used Claude for data analysis last week. What prompt structure gets the best analytical results?”). The 1-week gap makes this retrieval sprint especially important—it reactivates knowledge that has started to decay.</w:t>
-              <w:br/>
-              <w:t>Pacing: Same as Session 2 format. 7 × 1.5 min = ~11 min. Transition = 4 min.</w:t>
-            </w:r>
-          </w:p>
-        </w:tc>
-      </w:tr>
-      <w:tr>
-        <w:tc>
-          <w:tcPr>
-            <w:tcW w:type="dxa" w:w="1701"/>
-          </w:tcPr>
-          <w:p>
-            <w:r/>
-            <w:r>
-              <w:rPr>
-                <w:sz w:val="18"/>
-              </w:rPr>
-              <w:t>10:15–10:40</w:t>
-            </w:r>
-          </w:p>
-        </w:tc>
-        <w:tc>
-          <w:tcPr>
-            <w:tcW w:type="dxa" w:w="2268"/>
-          </w:tcPr>
-          <w:p>
-            <w:r/>
-            <w:r>
-              <w:rPr>
-                <w:b/>
-                <w:sz w:val="18"/>
-              </w:rPr>
-              <w:t>Teach-Back Round</w:t>
-            </w:r>
-          </w:p>
-        </w:tc>
-        <w:tc>
-          <w:tcPr>
-            <w:tcW w:type="dxa" w:w="5669"/>
-          </w:tcPr>
-          <w:p>
-            <w:r/>
-            <w:r>
-              <w:rPr>
-                <w:sz w:val="16"/>
-              </w:rPr>
-              <w:t>Format: Pairs, structured teaching exercise.</w:t>
-              <w:br/>
-              <w:t>Each student draws a concept card (pre-prepared): CRAFT framework, chain-of-thought prompting, hallucination detection, how LLMs work, prompt iteration, source triangulation. Partner A teaches their concept to Partner B (who “pretends” not to know it) for 7–8 minutes. Then switch. This rehearses the exact skill the bootcamp promises: explaining AI to a non-expert.</w:t>
-              <w:br/>
-              <w:t>Pacing: Setup + distribute concept cards = 3 min. Round 1 (Partner A teaches) = 8 min. Round 2 (Partner B teaches) = 8 min. Quick debrief: “What was hardest to explain?” = 4 min. Transition = 2 min.</w:t>
-            </w:r>
-          </w:p>
-        </w:tc>
-      </w:tr>
-      <w:tr>
-        <w:tc>
-          <w:tcPr>
-            <w:tcW w:type="dxa" w:w="1701"/>
-          </w:tcPr>
-          <w:p>
-            <w:r/>
-            <w:r>
-              <w:rPr>
-                <w:sz w:val="18"/>
-              </w:rPr>
-              <w:t>10:40–11:05</w:t>
-            </w:r>
-          </w:p>
-        </w:tc>
-        <w:tc>
-          <w:tcPr>
-            <w:tcW w:type="dxa" w:w="2268"/>
-          </w:tcPr>
-          <w:p>
-            <w:r/>
-            <w:r>
-              <w:rPr>
-                <w:b/>
-                <w:sz w:val="18"/>
-              </w:rPr>
-              <w:t>“In the Wild” Share</w:t>
-            </w:r>
-          </w:p>
-        </w:tc>
-        <w:tc>
-          <w:tcPr>
-            <w:tcW w:type="dxa" w:w="5669"/>
-          </w:tcPr>
-          <w:p>
-            <w:r/>
-            <w:r>
-              <w:rPr>
-                <w:sz w:val="16"/>
-              </w:rPr>
-              <w:t>Pacing: Breakout groups share (each person = 3–4 min) = 15 min. 2–3 highlights to full group = 8 min. Transition = 2 min.</w:t>
-            </w:r>
-          </w:p>
-        </w:tc>
-      </w:tr>
-      <w:tr>
-        <w:tc>
-          <w:tcPr>
-            <w:tcW w:type="dxa" w:w="1701"/>
-          </w:tcPr>
-          <w:p>
-            <w:r/>
-            <w:r>
-              <w:rPr>
-                <w:sz w:val="18"/>
-              </w:rPr>
-              <w:t>11:05–11:30</w:t>
-            </w:r>
-          </w:p>
-        </w:tc>
-        <w:tc>
-          <w:tcPr>
-            <w:tcW w:type="dxa" w:w="2268"/>
-          </w:tcPr>
-          <w:p>
-            <w:r/>
-            <w:r>
-              <w:rPr>
-                <w:b/>
-                <w:sz w:val="18"/>
-              </w:rPr>
-              <w:t>Personal Workflow Audit</w:t>
-            </w:r>
-          </w:p>
-        </w:tc>
-        <w:tc>
-          <w:tcPr>
-            <w:tcW w:type="dxa" w:w="5669"/>
-          </w:tcPr>
-          <w:p>
-            <w:r/>
-            <w:r>
-              <w:rPr>
-                <w:sz w:val="16"/>
-              </w:rPr>
-              <w:t>Format: Individual, structured template.</w:t>
-              <w:br/>
-              <w:t>Students map their weekly tasks using a provided template: list 10–15 recurring tasks, categorize each as (a) repetitive/automatable, (b) information bottleneck, (c) communication overhead, or (d) procrastination target. Then rank the top 3 candidates for AI automation. This becomes the foundation for the automation build and the capstone project selection.</w:t>
-              <w:br/>
-              <w:t>Pacing: List tasks = 8 min. Categorize = 7 min. Rank top 3 = 5 min. Pair share (tell your partner your #1 automation candidate) = 5 min.</w:t>
-            </w:r>
-          </w:p>
-        </w:tc>
-      </w:tr>
-      <w:tr>
-        <w:tc>
-          <w:tcPr>
-            <w:tcW w:type="dxa" w:w="1701"/>
-          </w:tcPr>
-          <w:p>
-            <w:r/>
-            <w:r>
-              <w:rPr>
-                <w:sz w:val="18"/>
-              </w:rPr>
-              <w:t>11:30–11:45</w:t>
-            </w:r>
-          </w:p>
-        </w:tc>
-        <w:tc>
-          <w:tcPr>
-            <w:tcW w:type="dxa" w:w="2268"/>
-          </w:tcPr>
-          <w:p>
-            <w:r/>
-            <w:r>
-              <w:rPr>
-                <w:b/>
-                <w:sz w:val="18"/>
-              </w:rPr>
-              <w:t>Break</w:t>
-            </w:r>
-          </w:p>
-        </w:tc>
-        <w:tc>
-          <w:tcPr>
-            <w:tcW w:type="dxa" w:w="5669"/>
-          </w:tcPr>
-          <w:p>
-            <w:r/>
-            <w:r>
-              <w:rPr>
-                <w:sz w:val="16"/>
-              </w:rPr>
-            </w:r>
-          </w:p>
-        </w:tc>
-      </w:tr>
-      <w:tr>
-        <w:tc>
-          <w:tcPr>
-            <w:tcW w:type="dxa" w:w="1701"/>
-          </w:tcPr>
-          <w:p>
-            <w:r/>
-            <w:r>
-              <w:rPr>
-                <w:sz w:val="18"/>
-              </w:rPr>
-              <w:t>11:45–12:25</w:t>
-            </w:r>
-          </w:p>
-        </w:tc>
-        <w:tc>
-          <w:tcPr>
-            <w:tcW w:type="dxa" w:w="2268"/>
-          </w:tcPr>
-          <w:p>
-            <w:r/>
-            <w:r>
-              <w:rPr>
-                <w:b/>
-                <w:sz w:val="18"/>
-              </w:rPr>
-              <w:t>Workflow Automation 101 + Guided Build</w:t>
-            </w:r>
-          </w:p>
-        </w:tc>
-        <w:tc>
-          <w:tcPr>
-            <w:tcW w:type="dxa" w:w="5669"/>
-          </w:tcPr>
-          <w:p>
-            <w:r/>
-            <w:r>
-              <w:rPr>
-                <w:sz w:val="16"/>
-              </w:rPr>
-              <w:t>Format: Interactive lecture interwoven with guided hands-on.</w:t>
-              <w:br/>
-              <w:t>Do NOT lecture for 30 minutes then ask students to build. Instead, teach the concept while building. Minute 1–5: What is a trigger? Students open Make/Zapier, create account, find the trigger menu. Minute 6–10: What is an action? Set up the first action together. Minute 11–15: What is a condition? Add a condition to the automation. Minute 16–30: Everyone builds the same automation together: “Wh...</w:t>
-            </w:r>
-          </w:p>
-        </w:tc>
-      </w:tr>
-      <w:tr>
-        <w:tc>
-          <w:tcPr>
-            <w:tcW w:type="dxa" w:w="1701"/>
-          </w:tcPr>
-          <w:p>
-            <w:r/>
-            <w:r>
-              <w:rPr>
-                <w:sz w:val="18"/>
-              </w:rPr>
-              <w:t>12:25–12:50</w:t>
-            </w:r>
-          </w:p>
-        </w:tc>
-        <w:tc>
-          <w:tcPr>
-            <w:tcW w:type="dxa" w:w="2268"/>
-          </w:tcPr>
-          <w:p>
-            <w:r/>
-            <w:r>
-              <w:rPr>
-                <w:b/>
-                <w:sz w:val="18"/>
-              </w:rPr>
-              <w:t>Independent Automation Build</w:t>
-            </w:r>
-          </w:p>
-        </w:tc>
-        <w:tc>
-          <w:tcPr>
-            <w:tcW w:type="dxa" w:w="5669"/>
-          </w:tcPr>
-          <w:p>
-            <w:r/>
-            <w:r>
-              <w:rPr>
-                <w:sz w:val="16"/>
-              </w:rPr>
-              <w:t>Pacing: Choose automation from workflow audit = 3 min. Build = 17 min. Test = 5 min. Students who finish early: iterate or start a second one.</w:t>
-            </w:r>
-          </w:p>
-        </w:tc>
-      </w:tr>
-      <w:tr>
-        <w:tc>
-          <w:tcPr>
-            <w:tcW w:type="dxa" w:w="1701"/>
-          </w:tcPr>
-          <w:p>
-            <w:r/>
-            <w:r>
-              <w:rPr>
-                <w:sz w:val="18"/>
-              </w:rPr>
-              <w:t>12:50–1:50</w:t>
-            </w:r>
-          </w:p>
-        </w:tc>
-        <w:tc>
-          <w:tcPr>
-            <w:tcW w:type="dxa" w:w="2268"/>
-          </w:tcPr>
-          <w:p>
-            <w:r/>
-            <w:r>
-              <w:rPr>
-                <w:b/>
-                <w:sz w:val="18"/>
-              </w:rPr>
-              <w:t>Lunch</w:t>
-            </w:r>
-          </w:p>
-        </w:tc>
-        <w:tc>
-          <w:tcPr>
-            <w:tcW w:type="dxa" w:w="5669"/>
-          </w:tcPr>
-          <w:p>
-            <w:r/>
-            <w:r>
-              <w:rPr>
-                <w:sz w:val="16"/>
-              </w:rPr>
+              <w:t>Slides deck, laptop/tablet per student, Claude &amp; ChatGPT access, printed templates, whiteboard/markers</w:t>
             </w:r>
           </w:p>
         </w:tc>
@@ -724,446 +196,1478 @@
         <w:pStyle w:val="Heading2"/>
       </w:pPr>
       <w:r>
-        <w:t>AFTERNOON BLOCK (1:50–5:45)</w:t>
+        <w:rPr>
+          <w:color w:val="243554"/>
+        </w:rPr>
+        <w:t>LEARNING TARGETS</w:t>
+      </w:r>
+    </w:p>
+    <w:p>
+      <w:pPr>
+        <w:spacing w:before="0" w:after="80"/>
+      </w:pPr>
+      <w:r>
+        <w:rPr>
+          <w:i/>
+          <w:color w:val="7F7F7F"/>
+          <w:sz w:val="20"/>
+        </w:rPr>
+        <w:t>By the end of this session, students will be able to:</w:t>
+      </w:r>
+    </w:p>
+    <w:p>
+      <w:pPr>
+        <w:spacing w:before="40" w:after="40"/>
+      </w:pPr>
+      <w:r>
+        <w:rPr>
+          <w:b/>
+          <w:color w:val="2E74B5"/>
+          <w:sz w:val="20"/>
+        </w:rPr>
+        <w:t xml:space="preserve">1. </w:t>
+      </w:r>
+      <w:r>
+        <w:rPr>
+          <w:sz w:val="20"/>
+        </w:rPr>
+        <w:t>Map their personal workflow and identify automation opportunities</w:t>
+      </w:r>
+    </w:p>
+    <w:p>
+      <w:pPr>
+        <w:spacing w:before="40" w:after="40"/>
+      </w:pPr>
+      <w:r>
+        <w:rPr>
+          <w:b/>
+          <w:color w:val="2E74B5"/>
+          <w:sz w:val="20"/>
+        </w:rPr>
+        <w:t xml:space="preserve">2. </w:t>
+      </w:r>
+      <w:r>
+        <w:rPr>
+          <w:sz w:val="20"/>
+        </w:rPr>
+        <w:t>Build a working automation using Make or Zapier</w:t>
+      </w:r>
+    </w:p>
+    <w:p>
+      <w:pPr>
+        <w:spacing w:before="40" w:after="40"/>
+      </w:pPr>
+      <w:r>
+        <w:rPr>
+          <w:b/>
+          <w:color w:val="2E74B5"/>
+          <w:sz w:val="20"/>
+        </w:rPr>
+        <w:t xml:space="preserve">3. </w:t>
+      </w:r>
+      <w:r>
+        <w:rPr>
+          <w:sz w:val="20"/>
+        </w:rPr>
+        <w:t>Explain agentic AI and MCP at a conceptual level to a non-technical person</w:t>
+      </w:r>
+    </w:p>
+    <w:p>
+      <w:pPr>
+        <w:spacing w:before="40" w:after="40"/>
+      </w:pPr>
+      <w:r>
+        <w:rPr>
+          <w:b/>
+          <w:color w:val="2E74B5"/>
+          <w:sz w:val="20"/>
+        </w:rPr>
+        <w:t xml:space="preserve">4. </w:t>
+      </w:r>
+      <w:r>
+        <w:rPr>
+          <w:sz w:val="20"/>
+        </w:rPr>
+        <w:t>Analyze job postings for AI-replaceable vs. human-essential tasks</w:t>
+      </w:r>
+    </w:p>
+    <w:p>
+      <w:pPr>
+        <w:spacing w:before="40" w:after="40"/>
+      </w:pPr>
+      <w:r>
+        <w:rPr>
+          <w:b/>
+          <w:color w:val="2E74B5"/>
+          <w:sz w:val="20"/>
+        </w:rPr>
+        <w:t xml:space="preserve">5. </w:t>
+      </w:r>
+      <w:r>
+        <w:rPr>
+          <w:sz w:val="20"/>
+        </w:rPr>
+        <w:t>Articulate their unique value proposition as an AI-skilled professional</w:t>
+      </w:r>
+    </w:p>
+    <w:p>
+      <w:pPr>
+        <w:spacing w:before="40" w:after="40"/>
+      </w:pPr>
+      <w:r>
+        <w:rPr>
+          <w:b/>
+          <w:color w:val="2E74B5"/>
+          <w:sz w:val="20"/>
+        </w:rPr>
+        <w:t xml:space="preserve">6. </w:t>
+      </w:r>
+      <w:r>
+        <w:rPr>
+          <w:sz w:val="20"/>
+        </w:rPr>
+        <w:t>Teach an AI concept to a partner clearly and accurately</w:t>
+      </w:r>
+    </w:p>
+    <w:p/>
+    <w:p>
+      <w:pPr>
+        <w:pStyle w:val="Heading2"/>
+      </w:pPr>
+      <w:r>
+        <w:rPr>
+          <w:color w:val="243554"/>
+        </w:rPr>
+        <w:t>ASSESSMENT AT A GLANCE</w:t>
+      </w:r>
+    </w:p>
+    <w:p>
+      <w:pPr>
+        <w:spacing w:before="0" w:after="80"/>
+      </w:pPr>
+      <w:r>
+        <w:rPr>
+          <w:b/>
+          <w:sz w:val="20"/>
+        </w:rPr>
+        <w:t xml:space="preserve">Look for: </w:t>
+      </w:r>
+      <w:r>
+        <w:rPr>
+          <w:sz w:val="20"/>
+        </w:rPr>
+        <w:t>Working automations that trigger and complete correctly. Career strategy profiles contain specific, actionable commitments (not vague aspirations). Teach-back partners can answer a follow-up question about the concept they were taught.</w:t>
+      </w:r>
+    </w:p>
+    <w:p>
+      <w:pPr>
+        <w:spacing w:before="20" w:after="20"/>
+      </w:pPr>
+      <w:r>
+        <w:rPr>
+          <w:b/>
+          <w:color w:val="243554"/>
+          <w:sz w:val="20"/>
+        </w:rPr>
+        <w:t xml:space="preserve">Formative: </w:t>
+      </w:r>
+      <w:r>
+        <w:rPr>
+          <w:sz w:val="20"/>
+        </w:rPr>
+        <w:t>Observe student work during each activity block. Check outputs match expectations in delivery notes.</w:t>
+      </w:r>
+    </w:p>
+    <w:p>
+      <w:pPr>
+        <w:spacing w:before="20" w:after="20"/>
+      </w:pPr>
+      <w:r>
+        <w:rPr>
+          <w:b/>
+          <w:color w:val="243554"/>
+          <w:sz w:val="20"/>
+        </w:rPr>
+        <w:t xml:space="preserve">Self-Assessment: </w:t>
+      </w:r>
+      <w:r>
+        <w:rPr>
+          <w:sz w:val="20"/>
+        </w:rPr>
+        <w:t>Students rate confidence (1–5) for each learning target at session close.</w:t>
+      </w:r>
+    </w:p>
+    <w:p>
+      <w:pPr>
+        <w:spacing w:before="20" w:after="20"/>
+      </w:pPr>
+      <w:r>
+        <w:rPr>
+          <w:b/>
+          <w:color w:val="243554"/>
+          <w:sz w:val="20"/>
+        </w:rPr>
+        <w:t xml:space="preserve">Exit Ticket: </w:t>
+      </w:r>
+      <w:r>
+        <w:rPr>
+          <w:sz w:val="20"/>
+        </w:rPr>
+        <w:t>See Closing section for specific questions.</w:t>
+      </w:r>
+    </w:p>
+    <w:p/>
+    <w:p>
+      <w:pPr>
+        <w:pStyle w:val="Heading2"/>
+      </w:pPr>
+      <w:r>
+        <w:rPr>
+          <w:color w:val="243554"/>
+        </w:rPr>
+        <w:t>MORNING BLOCK  (10:00–1:50)</w:t>
       </w:r>
     </w:p>
     <w:tbl>
       <w:tblPr>
         <w:tblW w:type="auto" w:w="0"/>
-        <w:jc w:val="left"/>
         <w:tblLook w:firstColumn="1" w:firstRow="1" w:lastColumn="0" w:lastRow="0" w:noHBand="0" w:noVBand="1" w:val="04A0"/>
+        <w:tblBorders>
+          <w:top w:val="none" w:sz="0" w:color="auto" w:space="0"/>
+          <w:left w:val="none" w:sz="0" w:color="auto" w:space="0"/>
+          <w:bottom w:val="none" w:sz="0" w:color="auto" w:space="0"/>
+          <w:right w:val="none" w:sz="0" w:color="auto" w:space="0"/>
+          <w:insideH w:val="none" w:sz="0" w:color="auto" w:space="0"/>
+          <w:insideV w:val="none" w:sz="0" w:color="auto" w:space="0"/>
+        </w:tblBorders>
       </w:tblPr>
       <w:tblGrid>
-        <w:gridCol w:w="2880"/>
-        <w:gridCol w:w="2880"/>
-        <w:gridCol w:w="2880"/>
+        <w:gridCol w:w="8640"/>
       </w:tblGrid>
       <w:tr>
         <w:tc>
           <w:tcPr>
-            <w:tcW w:type="dxa" w:w="1701"/>
+            <w:tcW w:type="dxa" w:w="8640"/>
+            <w:shd w:fill="243554" w:val="clear" w:color="auto"/>
           </w:tcPr>
           <w:p>
             <w:r/>
             <w:r>
               <w:rPr>
                 <w:b/>
-                <w:sz w:val="18"/>
+                <w:color w:val="FFFFFF"/>
+                <w:sz w:val="22"/>
               </w:rPr>
-              <w:t>Time</w:t>
+              <w:t>10:00–10:15</w:t>
+            </w:r>
+            <w:r>
+              <w:rPr>
+                <w:b/>
+                <w:color w:val="FFFFFF"/>
+                <w:sz w:val="22"/>
+              </w:rPr>
+              <w:t xml:space="preserve">    Retrieval Sprint</w:t>
+            </w:r>
+            <w:r>
+              <w:rPr>
+                <w:color w:val="FFFFFF"/>
+                <w:sz w:val="20"/>
+              </w:rPr>
+              <w:t xml:space="preserve">    (15 min)</w:t>
             </w:r>
           </w:p>
         </w:tc>
+      </w:tr>
+    </w:tbl>
+    <w:tbl>
+      <w:tblPr>
+        <w:tblW w:type="auto" w:w="0"/>
+        <w:tblLook w:firstColumn="1" w:firstRow="1" w:lastColumn="0" w:lastRow="0" w:noHBand="0" w:noVBand="1" w:val="04A0"/>
+        <w:tblBorders>
+          <w:top w:val="none" w:sz="0" w:color="auto" w:space="0"/>
+          <w:left w:val="none" w:sz="0" w:color="auto" w:space="0"/>
+          <w:bottom w:val="none" w:sz="0" w:color="auto" w:space="0"/>
+          <w:right w:val="none" w:sz="0" w:color="auto" w:space="0"/>
+          <w:insideH w:val="none" w:sz="0" w:color="auto" w:space="0"/>
+          <w:insideV w:val="none" w:sz="0" w:color="auto" w:space="0"/>
+        </w:tblBorders>
+      </w:tblPr>
+      <w:tblGrid>
+        <w:gridCol w:w="8640"/>
+      </w:tblGrid>
+      <w:tr>
         <w:tc>
           <w:tcPr>
-            <w:tcW w:type="dxa" w:w="2268"/>
+            <w:tcW w:type="dxa" w:w="8640"/>
+            <w:tcBorders>
+              <w:left w:val="single" w:sz="12" w:color="243554" w:space="0"/>
+            </w:tcBorders>
+          </w:tcPr>
+          <w:p>
+            <w:pPr>
+              <w:spacing w:before="120" w:after="40"/>
+            </w:pPr>
+            <w:r/>
+            <w:r>
+              <w:rPr>
+                <w:b/>
+                <w:color w:val="2E74B5"/>
+                <w:sz w:val="20"/>
+              </w:rPr>
+              <w:t>TEACHER DOES</w:t>
+            </w:r>
+          </w:p>
+          <w:p>
+            <w:pPr>
+              <w:spacing w:before="20" w:after="20"/>
+            </w:pPr>
+            <w:r>
+              <w:rPr>
+                <w:sz w:val="20"/>
+              </w:rPr>
+              <w:t>•  7 questions covering both Sessions 1 and 2.</w:t>
+            </w:r>
+          </w:p>
+          <w:p>
+            <w:pPr>
+              <w:spacing w:before="20" w:after="20"/>
+            </w:pPr>
+            <w:r>
+              <w:rPr>
+                <w:sz w:val="20"/>
+              </w:rPr>
+              <w:t>•  Include at least 2 questions that bridge weekends (e.g., “You used Claude for data analysis last week.</w:t>
+            </w:r>
+          </w:p>
+          <w:p>
+            <w:pPr>
+              <w:spacing w:before="20" w:after="20"/>
+            </w:pPr>
+            <w:r>
+              <w:rPr>
+                <w:sz w:val="20"/>
+              </w:rPr>
+              <w:t>•  What prompt structure gets the best analytical results?”).</w:t>
+            </w:r>
+          </w:p>
+          <w:p>
+            <w:pPr>
+              <w:spacing w:before="20" w:after="20"/>
+            </w:pPr>
+            <w:r>
+              <w:rPr>
+                <w:sz w:val="20"/>
+              </w:rPr>
+              <w:t>•  The 1-week gap makes this retrieval sprint especially important—it reactivates knowledge that has started to decay.</w:t>
+            </w:r>
+          </w:p>
+          <w:p>
+            <w:pPr>
+              <w:spacing w:before="120" w:after="40"/>
+            </w:pPr>
+            <w:r>
+              <w:rPr>
+                <w:b/>
+                <w:color w:val="7F7F7F"/>
+                <w:sz w:val="18"/>
+              </w:rPr>
+              <w:t xml:space="preserve">⏱ PACING:  </w:t>
+            </w:r>
+            <w:r>
+              <w:rPr>
+                <w:color w:val="7F7F7F"/>
+                <w:sz w:val="18"/>
+              </w:rPr>
+              <w:t>Same as Session 2 format. 7 × 1.5 min = ~11 min. Transition = 4 min.</w:t>
+            </w:r>
+          </w:p>
+          <w:p>
+            <w:pPr>
+              <w:spacing w:before="80" w:after="120"/>
+            </w:pPr>
+            <w:r>
+              <w:rPr>
+                <w:b/>
+                <w:color w:val="2D7D2D"/>
+                <w:sz w:val="18"/>
+              </w:rPr>
+              <w:t xml:space="preserve">✓ CHECK:  </w:t>
+            </w:r>
+            <w:r>
+              <w:rPr>
+                <w:i/>
+                <w:color w:val="2D7D2D"/>
+                <w:sz w:val="18"/>
+              </w:rPr>
+              <w:t>Quick pulse check: thumbs up if confident, sideways if unsure, down if lost.</w:t>
+            </w:r>
+          </w:p>
+        </w:tc>
+      </w:tr>
+    </w:tbl>
+    <w:p>
+      <w:pPr>
+        <w:spacing w:before="0" w:after="40"/>
+      </w:pPr>
+    </w:p>
+    <w:tbl>
+      <w:tblPr>
+        <w:tblW w:type="auto" w:w="0"/>
+        <w:tblLook w:firstColumn="1" w:firstRow="1" w:lastColumn="0" w:lastRow="0" w:noHBand="0" w:noVBand="1" w:val="04A0"/>
+        <w:tblBorders>
+          <w:top w:val="none" w:sz="0" w:color="auto" w:space="0"/>
+          <w:left w:val="none" w:sz="0" w:color="auto" w:space="0"/>
+          <w:bottom w:val="none" w:sz="0" w:color="auto" w:space="0"/>
+          <w:right w:val="none" w:sz="0" w:color="auto" w:space="0"/>
+          <w:insideH w:val="none" w:sz="0" w:color="auto" w:space="0"/>
+          <w:insideV w:val="none" w:sz="0" w:color="auto" w:space="0"/>
+        </w:tblBorders>
+      </w:tblPr>
+      <w:tblGrid>
+        <w:gridCol w:w="8640"/>
+      </w:tblGrid>
+      <w:tr>
+        <w:tc>
+          <w:tcPr>
+            <w:tcW w:type="dxa" w:w="8640"/>
+            <w:shd w:fill="243554" w:val="clear" w:color="auto"/>
           </w:tcPr>
           <w:p>
             <w:r/>
             <w:r>
               <w:rPr>
                 <w:b/>
+                <w:color w:val="FFFFFF"/>
+                <w:sz w:val="22"/>
+              </w:rPr>
+              <w:t>10:15–10:40</w:t>
+            </w:r>
+            <w:r>
+              <w:rPr>
+                <w:b/>
+                <w:color w:val="FFFFFF"/>
+                <w:sz w:val="22"/>
+              </w:rPr>
+              <w:t xml:space="preserve">    Teach-Back Round</w:t>
+            </w:r>
+            <w:r>
+              <w:rPr>
+                <w:color w:val="FFFFFF"/>
+                <w:sz w:val="20"/>
+              </w:rPr>
+              <w:t xml:space="preserve">    (25 min)</w:t>
+            </w:r>
+          </w:p>
+          <w:p>
+            <w:pPr>
+              <w:spacing w:before="0" w:after="40"/>
+            </w:pPr>
+            <w:r>
+              <w:rPr>
+                <w:i/>
+                <w:color w:val="FFFFFF"/>
                 <w:sz w:val="18"/>
               </w:rPr>
-              <w:t>Activity</w:t>
+              <w:t>Pairs, structured teaching exercise  |  GRR: You Do Together</w:t>
             </w:r>
           </w:p>
         </w:tc>
+      </w:tr>
+    </w:tbl>
+    <w:tbl>
+      <w:tblPr>
+        <w:tblW w:type="auto" w:w="0"/>
+        <w:tblLook w:firstColumn="1" w:firstRow="1" w:lastColumn="0" w:lastRow="0" w:noHBand="0" w:noVBand="1" w:val="04A0"/>
+        <w:tblBorders>
+          <w:top w:val="none" w:sz="0" w:color="auto" w:space="0"/>
+          <w:left w:val="none" w:sz="0" w:color="auto" w:space="0"/>
+          <w:bottom w:val="none" w:sz="0" w:color="auto" w:space="0"/>
+          <w:right w:val="none" w:sz="0" w:color="auto" w:space="0"/>
+          <w:insideH w:val="none" w:sz="0" w:color="auto" w:space="0"/>
+          <w:insideV w:val="none" w:sz="0" w:color="auto" w:space="0"/>
+        </w:tblBorders>
+      </w:tblPr>
+      <w:tblGrid>
+        <w:gridCol w:w="8640"/>
+      </w:tblGrid>
+      <w:tr>
         <w:tc>
           <w:tcPr>
-            <w:tcW w:type="dxa" w:w="5669"/>
+            <w:tcW w:type="dxa" w:w="8640"/>
+            <w:tcBorders>
+              <w:left w:val="single" w:sz="12" w:color="243554" w:space="0"/>
+            </w:tcBorders>
+          </w:tcPr>
+          <w:p>
+            <w:pPr>
+              <w:spacing w:before="120" w:after="40"/>
+            </w:pPr>
+            <w:r/>
+            <w:r>
+              <w:rPr>
+                <w:b/>
+                <w:color w:val="2E74B5"/>
+                <w:sz w:val="20"/>
+              </w:rPr>
+              <w:t>TEACHER DOES</w:t>
+            </w:r>
+          </w:p>
+          <w:p>
+            <w:pPr>
+              <w:spacing w:before="20" w:after="20"/>
+            </w:pPr>
+            <w:r>
+              <w:rPr>
+                <w:sz w:val="20"/>
+              </w:rPr>
+              <w:t xml:space="preserve">•  </w:t>
+            </w:r>
+            <w:r>
+              <w:rPr>
+                <w:sz w:val="20"/>
+              </w:rPr>
+              <w:t xml:space="preserve">Partner A teaches their concept to Partner B (who </w:t>
+            </w:r>
+            <w:r>
+              <w:rPr>
+                <w:i/>
+                <w:sz w:val="20"/>
+              </w:rPr>
+              <w:t>“pretends”</w:t>
+            </w:r>
+            <w:r>
+              <w:rPr>
+                <w:sz w:val="20"/>
+              </w:rPr>
+              <w:t xml:space="preserve"> not to know it) for 7–8 minutes.</w:t>
+            </w:r>
+          </w:p>
+          <w:p>
+            <w:pPr>
+              <w:spacing w:before="20" w:after="20"/>
+            </w:pPr>
+            <w:r>
+              <w:rPr>
+                <w:sz w:val="20"/>
+              </w:rPr>
+              <w:t>•  Then switch.</w:t>
+            </w:r>
+          </w:p>
+          <w:p>
+            <w:pPr>
+              <w:spacing w:before="20" w:after="20"/>
+            </w:pPr>
+            <w:r>
+              <w:rPr>
+                <w:sz w:val="20"/>
+              </w:rPr>
+              <w:t>•  This rehearses the exact skill the bootcamp promises: explaining AI to a non-expert.</w:t>
+            </w:r>
+          </w:p>
+          <w:p>
+            <w:pPr>
+              <w:spacing w:before="120" w:after="40"/>
+            </w:pPr>
+            <w:r>
+              <w:rPr>
+                <w:b/>
+                <w:color w:val="2E74B5"/>
+                <w:sz w:val="20"/>
+              </w:rPr>
+              <w:t>STUDENTS DO</w:t>
+            </w:r>
+          </w:p>
+          <w:p>
+            <w:pPr>
+              <w:spacing w:before="20" w:after="20"/>
+            </w:pPr>
+            <w:r>
+              <w:rPr>
+                <w:sz w:val="20"/>
+              </w:rPr>
+              <w:t>•  Each student draws a concept card (pre-prepared): CRAFT framework, chain-of-thought prompting, hallucination detection, how LLMs work, prompt iteration, source triangulation.</w:t>
+            </w:r>
+          </w:p>
+          <w:p>
+            <w:pPr>
+              <w:spacing w:before="120" w:after="40"/>
+            </w:pPr>
+            <w:r>
+              <w:rPr>
+                <w:b/>
+                <w:color w:val="7F7F7F"/>
+                <w:sz w:val="18"/>
+              </w:rPr>
+              <w:t xml:space="preserve">⏱ PACING:  </w:t>
+            </w:r>
+            <w:r>
+              <w:rPr>
+                <w:color w:val="7F7F7F"/>
+                <w:sz w:val="18"/>
+              </w:rPr>
+              <w:t>Setup + distribute concept cards = 3 min. Round 1 (Partner A teaches) = 8 min. Round 2 (Partner B teaches) = 8 min. Quick debrief: “What was hardest to explain?” = 4 min. Transition = 2 min.</w:t>
+            </w:r>
+          </w:p>
+          <w:p>
+            <w:pPr>
+              <w:spacing w:before="80" w:after="120"/>
+            </w:pPr>
+            <w:r>
+              <w:rPr>
+                <w:b/>
+                <w:color w:val="2D7D2D"/>
+                <w:sz w:val="18"/>
+              </w:rPr>
+              <w:t xml:space="preserve">✓ CHECK:  </w:t>
+            </w:r>
+            <w:r>
+              <w:rPr>
+                <w:i/>
+                <w:color w:val="2D7D2D"/>
+                <w:sz w:val="18"/>
+              </w:rPr>
+              <w:t>Quick pulse check: thumbs up if confident, sideways if unsure, down if lost.</w:t>
+            </w:r>
+          </w:p>
+        </w:tc>
+      </w:tr>
+    </w:tbl>
+    <w:p>
+      <w:pPr>
+        <w:spacing w:before="0" w:after="40"/>
+      </w:pPr>
+    </w:p>
+    <w:tbl>
+      <w:tblPr>
+        <w:tblW w:type="auto" w:w="0"/>
+        <w:tblLook w:firstColumn="1" w:firstRow="1" w:lastColumn="0" w:lastRow="0" w:noHBand="0" w:noVBand="1" w:val="04A0"/>
+        <w:tblBorders>
+          <w:top w:val="none" w:sz="0" w:color="auto" w:space="0"/>
+          <w:left w:val="none" w:sz="0" w:color="auto" w:space="0"/>
+          <w:bottom w:val="none" w:sz="0" w:color="auto" w:space="0"/>
+          <w:right w:val="none" w:sz="0" w:color="auto" w:space="0"/>
+          <w:insideH w:val="none" w:sz="0" w:color="auto" w:space="0"/>
+          <w:insideV w:val="none" w:sz="0" w:color="auto" w:space="0"/>
+        </w:tblBorders>
+      </w:tblPr>
+      <w:tblGrid>
+        <w:gridCol w:w="8640"/>
+      </w:tblGrid>
+      <w:tr>
+        <w:tc>
+          <w:tcPr>
+            <w:tcW w:type="dxa" w:w="8640"/>
+            <w:shd w:fill="243554" w:val="clear" w:color="auto"/>
           </w:tcPr>
           <w:p>
             <w:r/>
             <w:r>
               <w:rPr>
                 <w:b/>
-                <w:sz w:val="18"/>
+                <w:color w:val="FFFFFF"/>
+                <w:sz w:val="22"/>
               </w:rPr>
-              <w:t>Details &amp; Instructions</w:t>
+              <w:t>10:40–11:05</w:t>
+            </w:r>
+            <w:r>
+              <w:rPr>
+                <w:b/>
+                <w:color w:val="FFFFFF"/>
+                <w:sz w:val="22"/>
+              </w:rPr>
+              <w:t xml:space="preserve">    “In the Wild” Share</w:t>
+            </w:r>
+            <w:r>
+              <w:rPr>
+                <w:color w:val="FFFFFF"/>
+                <w:sz w:val="20"/>
+              </w:rPr>
+              <w:t xml:space="preserve">    (25 min)</w:t>
             </w:r>
           </w:p>
         </w:tc>
       </w:tr>
+    </w:tbl>
+    <w:tbl>
+      <w:tblPr>
+        <w:tblW w:type="auto" w:w="0"/>
+        <w:tblLook w:firstColumn="1" w:firstRow="1" w:lastColumn="0" w:lastRow="0" w:noHBand="0" w:noVBand="1" w:val="04A0"/>
+        <w:tblBorders>
+          <w:top w:val="none" w:sz="0" w:color="auto" w:space="0"/>
+          <w:left w:val="none" w:sz="0" w:color="auto" w:space="0"/>
+          <w:bottom w:val="none" w:sz="0" w:color="auto" w:space="0"/>
+          <w:right w:val="none" w:sz="0" w:color="auto" w:space="0"/>
+          <w:insideH w:val="none" w:sz="0" w:color="auto" w:space="0"/>
+          <w:insideV w:val="none" w:sz="0" w:color="auto" w:space="0"/>
+        </w:tblBorders>
+      </w:tblPr>
+      <w:tblGrid>
+        <w:gridCol w:w="8640"/>
+      </w:tblGrid>
       <w:tr>
         <w:tc>
           <w:tcPr>
-            <w:tcW w:type="dxa" w:w="1701"/>
+            <w:tcW w:type="dxa" w:w="8640"/>
+            <w:tcBorders>
+              <w:left w:val="single" w:sz="12" w:color="243554" w:space="0"/>
+            </w:tcBorders>
           </w:tcPr>
           <w:p>
             <w:r/>
+          </w:p>
+          <w:p>
+            <w:pPr>
+              <w:spacing w:before="120" w:after="40"/>
+            </w:pPr>
             <w:r>
               <w:rPr>
+                <w:b/>
+                <w:color w:val="7F7F7F"/>
                 <w:sz w:val="18"/>
               </w:rPr>
-              <w:t>1:50–2:20</w:t>
+              <w:t xml:space="preserve">⏱ PACING:  </w:t>
+            </w:r>
+            <w:r>
+              <w:rPr>
+                <w:color w:val="7F7F7F"/>
+                <w:sz w:val="18"/>
+              </w:rPr>
+              <w:t>Breakout groups share (each person = 3–4 min) = 15 min. 2–3 highlights to full group = 8 min. Transition = 2 min.</w:t>
+            </w:r>
+          </w:p>
+          <w:p>
+            <w:pPr>
+              <w:spacing w:before="80" w:after="120"/>
+            </w:pPr>
+            <w:r>
+              <w:rPr>
+                <w:b/>
+                <w:color w:val="2D7D2D"/>
+                <w:sz w:val="18"/>
+              </w:rPr>
+              <w:t xml:space="preserve">✓ CHECK:  </w:t>
+            </w:r>
+            <w:r>
+              <w:rPr>
+                <w:i/>
+                <w:color w:val="2D7D2D"/>
+                <w:sz w:val="18"/>
+              </w:rPr>
+              <w:t>Quick pulse check: thumbs up if confident, sideways if unsure, down if lost.</w:t>
             </w:r>
           </w:p>
         </w:tc>
+      </w:tr>
+    </w:tbl>
+    <w:p>
+      <w:pPr>
+        <w:spacing w:before="0" w:after="40"/>
+      </w:pPr>
+    </w:p>
+    <w:tbl>
+      <w:tblPr>
+        <w:tblW w:type="auto" w:w="0"/>
+        <w:tblLook w:firstColumn="1" w:firstRow="1" w:lastColumn="0" w:lastRow="0" w:noHBand="0" w:noVBand="1" w:val="04A0"/>
+        <w:tblBorders>
+          <w:top w:val="none" w:sz="0" w:color="auto" w:space="0"/>
+          <w:left w:val="none" w:sz="0" w:color="auto" w:space="0"/>
+          <w:bottom w:val="none" w:sz="0" w:color="auto" w:space="0"/>
+          <w:right w:val="none" w:sz="0" w:color="auto" w:space="0"/>
+          <w:insideH w:val="none" w:sz="0" w:color="auto" w:space="0"/>
+          <w:insideV w:val="none" w:sz="0" w:color="auto" w:space="0"/>
+        </w:tblBorders>
+      </w:tblPr>
+      <w:tblGrid>
+        <w:gridCol w:w="8640"/>
+      </w:tblGrid>
+      <w:tr>
         <w:tc>
           <w:tcPr>
-            <w:tcW w:type="dxa" w:w="2268"/>
+            <w:tcW w:type="dxa" w:w="8640"/>
+            <w:shd w:fill="243554" w:val="clear" w:color="auto"/>
           </w:tcPr>
           <w:p>
             <w:r/>
             <w:r>
               <w:rPr>
                 <w:b/>
+                <w:color w:val="FFFFFF"/>
+                <w:sz w:val="22"/>
+              </w:rPr>
+              <w:t>11:05–11:30</w:t>
+            </w:r>
+            <w:r>
+              <w:rPr>
+                <w:b/>
+                <w:color w:val="FFFFFF"/>
+                <w:sz w:val="22"/>
+              </w:rPr>
+              <w:t xml:space="preserve">    Personal Workflow Audit</w:t>
+            </w:r>
+            <w:r>
+              <w:rPr>
+                <w:color w:val="FFFFFF"/>
+                <w:sz w:val="20"/>
+              </w:rPr>
+              <w:t xml:space="preserve">    (25 min)</w:t>
+            </w:r>
+          </w:p>
+          <w:p>
+            <w:pPr>
+              <w:spacing w:before="0" w:after="40"/>
+            </w:pPr>
+            <w:r>
+              <w:rPr>
+                <w:i/>
+                <w:color w:val="FFFFFF"/>
                 <w:sz w:val="18"/>
               </w:rPr>
-              <w:t>Agentic AI &amp; MCP: What’s Next</w:t>
-            </w:r>
-          </w:p>
-        </w:tc>
-        <w:tc>
-          <w:tcPr>
-            <w:tcW w:type="dxa" w:w="5669"/>
-          </w:tcPr>
-          <w:p>
-            <w:r/>
-            <w:r>
-              <w:rPr>
-                <w:sz w:val="16"/>
-              </w:rPr>
-              <w:t>Format: Interactive lecture.</w:t>
-              <w:br/>
-              <w:t>Conceptual overview only—no hands-on. What are AI agents (programs that plan, execute, and iterate autonomously)? What is MCP (a protocol that lets AI tools talk to other software)? What does this mean for their work in the next 6–12 months? Use 2–3 concrete examples: an AI agent that plans a trip by searching flights, booking hotels, and creating an itinerary; an AI agent that reads your email...</w:t>
-              <w:br/>
-              <w:t>Pacing: AI agents concept + examples = 12 min. Pair discussion = 3 min. MCP + implications = 10 min. Q&amp;A = 5 min.</w:t>
+              <w:t>Individual, structured template  |  GRR: You Do</w:t>
             </w:r>
           </w:p>
         </w:tc>
       </w:tr>
+    </w:tbl>
+    <w:tbl>
+      <w:tblPr>
+        <w:tblW w:type="auto" w:w="0"/>
+        <w:tblLook w:firstColumn="1" w:firstRow="1" w:lastColumn="0" w:lastRow="0" w:noHBand="0" w:noVBand="1" w:val="04A0"/>
+        <w:tblBorders>
+          <w:top w:val="none" w:sz="0" w:color="auto" w:space="0"/>
+          <w:left w:val="none" w:sz="0" w:color="auto" w:space="0"/>
+          <w:bottom w:val="none" w:sz="0" w:color="auto" w:space="0"/>
+          <w:right w:val="none" w:sz="0" w:color="auto" w:space="0"/>
+          <w:insideH w:val="none" w:sz="0" w:color="auto" w:space="0"/>
+          <w:insideV w:val="none" w:sz="0" w:color="auto" w:space="0"/>
+        </w:tblBorders>
+      </w:tblPr>
+      <w:tblGrid>
+        <w:gridCol w:w="8640"/>
+      </w:tblGrid>
       <w:tr>
         <w:tc>
           <w:tcPr>
-            <w:tcW w:type="dxa" w:w="1701"/>
+            <w:tcW w:type="dxa" w:w="8640"/>
+            <w:tcBorders>
+              <w:left w:val="single" w:sz="12" w:color="243554" w:space="0"/>
+            </w:tcBorders>
           </w:tcPr>
           <w:p>
+            <w:pPr>
+              <w:spacing w:before="120" w:after="40"/>
+            </w:pPr>
             <w:r/>
             <w:r>
               <w:rPr>
+                <w:b/>
+                <w:color w:val="2E74B5"/>
+                <w:sz w:val="20"/>
+              </w:rPr>
+              <w:t>TEACHER DOES</w:t>
+            </w:r>
+          </w:p>
+          <w:p>
+            <w:pPr>
+              <w:spacing w:before="20" w:after="20"/>
+            </w:pPr>
+            <w:r>
+              <w:rPr>
+                <w:sz w:val="20"/>
+              </w:rPr>
+              <w:t>•  Then rank the top 3 candidates for AI automation.</w:t>
+            </w:r>
+          </w:p>
+          <w:p>
+            <w:pPr>
+              <w:spacing w:before="20" w:after="20"/>
+            </w:pPr>
+            <w:r>
+              <w:rPr>
+                <w:sz w:val="20"/>
+              </w:rPr>
+              <w:t>•  This becomes the foundation for the automation build and the capstone project selection.</w:t>
+            </w:r>
+          </w:p>
+          <w:p>
+            <w:pPr>
+              <w:spacing w:before="120" w:after="40"/>
+            </w:pPr>
+            <w:r>
+              <w:rPr>
+                <w:b/>
+                <w:color w:val="2E74B5"/>
+                <w:sz w:val="20"/>
+              </w:rPr>
+              <w:t>STUDENTS DO</w:t>
+            </w:r>
+          </w:p>
+          <w:p>
+            <w:pPr>
+              <w:spacing w:before="20" w:after="20"/>
+            </w:pPr>
+            <w:r>
+              <w:rPr>
+                <w:sz w:val="20"/>
+              </w:rPr>
+              <w:t>•  Students map their weekly tasks using a provided template: list 10–15 recurring tasks, categorize each as (a) repetitive/automatable, (b) information bottleneck, (c) communication overhead, or (d) procrastination target.</w:t>
+            </w:r>
+          </w:p>
+          <w:p>
+            <w:pPr>
+              <w:spacing w:before="120" w:after="40"/>
+            </w:pPr>
+            <w:r>
+              <w:rPr>
+                <w:b/>
+                <w:color w:val="7F7F7F"/>
                 <w:sz w:val="18"/>
               </w:rPr>
-              <w:t>2:20–3:10</w:t>
+              <w:t xml:space="preserve">⏱ PACING:  </w:t>
+            </w:r>
+            <w:r>
+              <w:rPr>
+                <w:color w:val="7F7F7F"/>
+                <w:sz w:val="18"/>
+              </w:rPr>
+              <w:t>List tasks = 8 min. Categorize = 7 min. Rank top 3 = 5 min. Pair share (tell your partner your #1 automation candidate) = 5 min.</w:t>
+            </w:r>
+          </w:p>
+          <w:p>
+            <w:pPr>
+              <w:spacing w:before="80" w:after="120"/>
+            </w:pPr>
+            <w:r>
+              <w:rPr>
+                <w:b/>
+                <w:color w:val="2D7D2D"/>
+                <w:sz w:val="18"/>
+              </w:rPr>
+              <w:t xml:space="preserve">✓ CHECK:  </w:t>
+            </w:r>
+            <w:r>
+              <w:rPr>
+                <w:i/>
+                <w:color w:val="2D7D2D"/>
+                <w:sz w:val="18"/>
+              </w:rPr>
+              <w:t>Can students identify the trigger, action, and output in their workflow?</w:t>
             </w:r>
           </w:p>
         </w:tc>
+      </w:tr>
+    </w:tbl>
+    <w:p>
+      <w:pPr>
+        <w:spacing w:before="0" w:after="40"/>
+      </w:pPr>
+    </w:p>
+    <w:tbl>
+      <w:tblPr>
+        <w:tblW w:type="auto" w:w="0"/>
+        <w:tblLook w:firstColumn="1" w:firstRow="1" w:lastColumn="0" w:lastRow="0" w:noHBand="0" w:noVBand="1" w:val="04A0"/>
+        <w:tblBorders>
+          <w:top w:val="none" w:sz="0" w:color="auto" w:space="0"/>
+          <w:left w:val="none" w:sz="0" w:color="auto" w:space="0"/>
+          <w:bottom w:val="none" w:sz="0" w:color="auto" w:space="0"/>
+          <w:right w:val="none" w:sz="0" w:color="auto" w:space="0"/>
+          <w:insideH w:val="none" w:sz="0" w:color="auto" w:space="0"/>
+          <w:insideV w:val="none" w:sz="0" w:color="auto" w:space="0"/>
+        </w:tblBorders>
+      </w:tblPr>
+      <w:tblGrid>
+        <w:gridCol w:w="8640"/>
+      </w:tblGrid>
+      <w:tr>
         <w:tc>
           <w:tcPr>
-            <w:tcW w:type="dxa" w:w="2268"/>
+            <w:tcW w:type="dxa" w:w="8640"/>
+            <w:shd w:fill="D9E2F3" w:val="clear" w:color="auto"/>
+          </w:tcPr>
+          <w:p>
+            <w:pPr>
+              <w:spacing w:before="80" w:after="80"/>
+              <w:jc w:val="center"/>
+            </w:pPr>
+            <w:r/>
+            <w:r>
+              <w:rPr>
+                <w:b/>
+                <w:color w:val="243554"/>
+                <w:sz w:val="20"/>
+              </w:rPr>
+              <w:t>11:30–11:45  |  Break  |  15 min</w:t>
+            </w:r>
+          </w:p>
+        </w:tc>
+      </w:tr>
+    </w:tbl>
+    <w:tbl>
+      <w:tblPr>
+        <w:tblW w:type="auto" w:w="0"/>
+        <w:tblLook w:firstColumn="1" w:firstRow="1" w:lastColumn="0" w:lastRow="0" w:noHBand="0" w:noVBand="1" w:val="04A0"/>
+        <w:tblBorders>
+          <w:top w:val="none" w:sz="0" w:color="auto" w:space="0"/>
+          <w:left w:val="none" w:sz="0" w:color="auto" w:space="0"/>
+          <w:bottom w:val="none" w:sz="0" w:color="auto" w:space="0"/>
+          <w:right w:val="none" w:sz="0" w:color="auto" w:space="0"/>
+          <w:insideH w:val="none" w:sz="0" w:color="auto" w:space="0"/>
+          <w:insideV w:val="none" w:sz="0" w:color="auto" w:space="0"/>
+        </w:tblBorders>
+      </w:tblPr>
+      <w:tblGrid>
+        <w:gridCol w:w="8640"/>
+      </w:tblGrid>
+      <w:tr>
+        <w:tc>
+          <w:tcPr>
+            <w:tcW w:type="dxa" w:w="8640"/>
+            <w:shd w:fill="243554" w:val="clear" w:color="auto"/>
           </w:tcPr>
           <w:p>
             <w:r/>
             <w:r>
               <w:rPr>
                 <w:b/>
+                <w:color w:val="FFFFFF"/>
+                <w:sz w:val="22"/>
+              </w:rPr>
+              <w:t>11:45–12:25</w:t>
+            </w:r>
+            <w:r>
+              <w:rPr>
+                <w:b/>
+                <w:color w:val="FFFFFF"/>
+                <w:sz w:val="22"/>
+              </w:rPr>
+              <w:t xml:space="preserve">    Workflow Automation 101 + Guided Build</w:t>
+            </w:r>
+            <w:r>
+              <w:rPr>
+                <w:color w:val="FFFFFF"/>
+                <w:sz w:val="20"/>
+              </w:rPr>
+              <w:t xml:space="preserve">    (40 min)</w:t>
+            </w:r>
+          </w:p>
+          <w:p>
+            <w:pPr>
+              <w:spacing w:before="0" w:after="40"/>
+            </w:pPr>
+            <w:r>
+              <w:rPr>
+                <w:i/>
+                <w:color w:val="FFFFFF"/>
                 <w:sz w:val="18"/>
               </w:rPr>
-              <w:t>Workflow Design Challenge</w:t>
-            </w:r>
-          </w:p>
-        </w:tc>
-        <w:tc>
-          <w:tcPr>
-            <w:tcW w:type="dxa" w:w="5669"/>
-          </w:tcPr>
-          <w:p>
-            <w:r/>
-            <w:r>
-              <w:rPr>
-                <w:sz w:val="16"/>
-              </w:rPr>
-              <w:t>Format: Teams of 3.</w:t>
-              <w:br/>
-              <w:t>Teams receive a scenario: (1) a startup founder managing 5 people, (2) a university department processing applications, (3) a nonprofit running a fundraising campaign. Design a complete AI workflow on paper (whiteboard or large sticky notes): what triggers what, which AI tools handle which steps, where humans stay in the loop. Then build the key piece—one critical automation or prompt chain fro...</w:t>
-              <w:br/>
-              <w:t>Pacing: Read scenario + discuss approach = 5 min. Design workflow on paper = 15 min. Build key piece = 20 min. Prepare 2-minute presentation = 5 min. Each team presents = 5 min (3 teams × ~2 min with questions).</w:t>
+              <w:t>Interactive lecture interwoven with guided hands-on  |  GRR: I Do → We Do</w:t>
             </w:r>
           </w:p>
         </w:tc>
       </w:tr>
+    </w:tbl>
+    <w:tbl>
+      <w:tblPr>
+        <w:tblW w:type="auto" w:w="0"/>
+        <w:tblLook w:firstColumn="1" w:firstRow="1" w:lastColumn="0" w:lastRow="0" w:noHBand="0" w:noVBand="1" w:val="04A0"/>
+        <w:tblBorders>
+          <w:top w:val="none" w:sz="0" w:color="auto" w:space="0"/>
+          <w:left w:val="none" w:sz="0" w:color="auto" w:space="0"/>
+          <w:bottom w:val="none" w:sz="0" w:color="auto" w:space="0"/>
+          <w:right w:val="none" w:sz="0" w:color="auto" w:space="0"/>
+          <w:insideH w:val="none" w:sz="0" w:color="auto" w:space="0"/>
+          <w:insideV w:val="none" w:sz="0" w:color="auto" w:space="0"/>
+        </w:tblBorders>
+      </w:tblPr>
+      <w:tblGrid>
+        <w:gridCol w:w="8640"/>
+      </w:tblGrid>
       <w:tr>
         <w:tc>
           <w:tcPr>
-            <w:tcW w:type="dxa" w:w="1701"/>
+            <w:tcW w:type="dxa" w:w="8640"/>
+            <w:tcBorders>
+              <w:left w:val="single" w:sz="12" w:color="243554" w:space="0"/>
+            </w:tcBorders>
           </w:tcPr>
           <w:p>
+            <w:pPr>
+              <w:spacing w:before="120" w:after="40"/>
+            </w:pPr>
             <w:r/>
             <w:r>
               <w:rPr>
+                <w:b/>
+                <w:color w:val="2E74B5"/>
+                <w:sz w:val="20"/>
+              </w:rPr>
+              <w:t>TEACHER DOES</w:t>
+            </w:r>
+          </w:p>
+          <w:p>
+            <w:pPr>
+              <w:spacing w:before="20" w:after="20"/>
+            </w:pPr>
+            <w:r>
+              <w:rPr>
+                <w:sz w:val="20"/>
+              </w:rPr>
+              <w:t>•  Do NOT lecture for 30 minutes then ask students to build.</w:t>
+            </w:r>
+          </w:p>
+          <w:p>
+            <w:pPr>
+              <w:spacing w:before="20" w:after="20"/>
+            </w:pPr>
+            <w:r>
+              <w:rPr>
+                <w:sz w:val="20"/>
+              </w:rPr>
+              <w:t>•  Instead, teach the concept while building.</w:t>
+            </w:r>
+          </w:p>
+          <w:p>
+            <w:pPr>
+              <w:spacing w:before="20" w:after="20"/>
+            </w:pPr>
+            <w:r>
+              <w:rPr>
+                <w:sz w:val="20"/>
+              </w:rPr>
+              <w:t>•  Minute 1–5: What is a trigger?</w:t>
+            </w:r>
+          </w:p>
+          <w:p>
+            <w:pPr>
+              <w:spacing w:before="20" w:after="20"/>
+            </w:pPr>
+            <w:r>
+              <w:rPr>
+                <w:sz w:val="20"/>
+              </w:rPr>
+              <w:t>•  Minute 6–10: What is an action?</w:t>
+            </w:r>
+          </w:p>
+          <w:p>
+            <w:pPr>
+              <w:spacing w:before="20" w:after="20"/>
+            </w:pPr>
+            <w:r>
+              <w:rPr>
+                <w:sz w:val="20"/>
+              </w:rPr>
+              <w:t>•  Set up the first action together.</w:t>
+            </w:r>
+          </w:p>
+          <w:p>
+            <w:pPr>
+              <w:spacing w:before="20" w:after="20"/>
+            </w:pPr>
+            <w:r>
+              <w:rPr>
+                <w:sz w:val="20"/>
+              </w:rPr>
+              <w:t>•  Minute 11–15: What is a condition?</w:t>
+            </w:r>
+          </w:p>
+          <w:p>
+            <w:pPr>
+              <w:spacing w:before="20" w:after="20"/>
+            </w:pPr>
+            <w:r>
+              <w:rPr>
+                <w:sz w:val="20"/>
+              </w:rPr>
+              <w:t>•  Add a condition to the automation.</w:t>
+            </w:r>
+          </w:p>
+          <w:p>
+            <w:pPr>
+              <w:spacing w:before="20" w:after="20"/>
+            </w:pPr>
+            <w:r>
+              <w:rPr>
+                <w:sz w:val="20"/>
+              </w:rPr>
+              <w:t xml:space="preserve">•  </w:t>
+            </w:r>
+            <w:r>
+              <w:rPr>
+                <w:sz w:val="20"/>
+              </w:rPr>
+              <w:t xml:space="preserve">Minute 16–30: Everyone builds the same automation together: </w:t>
+            </w:r>
+            <w:r>
+              <w:rPr>
+                <w:i/>
+                <w:sz w:val="20"/>
+              </w:rPr>
+              <w:t>“When I receive an email with ‘invoice’ in the subject, use AI to extract the amount and due date, and add a row to a Google Sheet.”</w:t>
+            </w:r>
+            <w:r>
+              <w:rPr>
+                <w:sz w:val="20"/>
+              </w:rPr>
+              <w:t xml:space="preserve"> Walk through each step.</w:t>
+            </w:r>
+          </w:p>
+          <w:p>
+            <w:pPr>
+              <w:spacing w:before="20" w:after="20"/>
+            </w:pPr>
+            <w:r>
+              <w:rPr>
+                <w:sz w:val="20"/>
+              </w:rPr>
+              <w:t>•  Minute 31–40: Students test and troubleshoot.</w:t>
+            </w:r>
+          </w:p>
+          <w:p>
+            <w:pPr>
+              <w:spacing w:before="20" w:after="20"/>
+            </w:pPr>
+            <w:r>
+              <w:rPr>
+                <w:sz w:val="20"/>
+              </w:rPr>
+              <w:t>•  Instructor circulates.</w:t>
+            </w:r>
+          </w:p>
+          <w:p>
+            <w:pPr>
+              <w:spacing w:before="120" w:after="40"/>
+            </w:pPr>
+            <w:r>
+              <w:rPr>
+                <w:b/>
+                <w:color w:val="2E74B5"/>
+                <w:sz w:val="20"/>
+              </w:rPr>
+              <w:t>STUDENTS DO</w:t>
+            </w:r>
+          </w:p>
+          <w:p>
+            <w:pPr>
+              <w:spacing w:before="20" w:after="20"/>
+            </w:pPr>
+            <w:r>
+              <w:rPr>
+                <w:sz w:val="20"/>
+              </w:rPr>
+              <w:t>•  Students open Make/Zapier, create account, find the trigger menu.</w:t>
+            </w:r>
+          </w:p>
+          <w:p>
+            <w:pPr>
+              <w:spacing w:before="80" w:after="40"/>
+            </w:pPr>
+            <w:r>
+              <w:rPr>
+                <w:b/>
+                <w:color w:val="806000"/>
                 <w:sz w:val="18"/>
               </w:rPr>
-              <w:t>3:10–3:25</w:t>
+              <w:t xml:space="preserve">💡 TEACHER TIP:  </w:t>
+            </w:r>
+            <w:r>
+              <w:rPr>
+                <w:i/>
+                <w:color w:val="806000"/>
+                <w:sz w:val="18"/>
+              </w:rPr>
+              <w:t>Pre-create test emails and a template Google Sheet. Have screenshots of each step projected. Expect 3–5 students to hit authentication issues with integrations—have a TA or prepared fallback (instructor’s screen share as backup).</w:t>
+            </w:r>
+          </w:p>
+          <w:p>
+            <w:pPr>
+              <w:spacing w:before="80" w:after="120"/>
+            </w:pPr>
+            <w:r>
+              <w:rPr>
+                <w:b/>
+                <w:color w:val="2D7D2D"/>
+                <w:sz w:val="18"/>
+              </w:rPr>
+              <w:t xml:space="preserve">✓ CHECK:  </w:t>
+            </w:r>
+            <w:r>
+              <w:rPr>
+                <w:i/>
+                <w:color w:val="2D7D2D"/>
+                <w:sz w:val="18"/>
+              </w:rPr>
+              <w:t>Can students identify the trigger, action, and output in their workflow?</w:t>
             </w:r>
           </w:p>
         </w:tc>
+      </w:tr>
+    </w:tbl>
+    <w:p>
+      <w:pPr>
+        <w:spacing w:before="0" w:after="40"/>
+      </w:pPr>
+    </w:p>
+    <w:tbl>
+      <w:tblPr>
+        <w:tblW w:type="auto" w:w="0"/>
+        <w:tblLook w:firstColumn="1" w:firstRow="1" w:lastColumn="0" w:lastRow="0" w:noHBand="0" w:noVBand="1" w:val="04A0"/>
+        <w:tblBorders>
+          <w:top w:val="none" w:sz="0" w:color="auto" w:space="0"/>
+          <w:left w:val="none" w:sz="0" w:color="auto" w:space="0"/>
+          <w:bottom w:val="none" w:sz="0" w:color="auto" w:space="0"/>
+          <w:right w:val="none" w:sz="0" w:color="auto" w:space="0"/>
+          <w:insideH w:val="none" w:sz="0" w:color="auto" w:space="0"/>
+          <w:insideV w:val="none" w:sz="0" w:color="auto" w:space="0"/>
+        </w:tblBorders>
+      </w:tblPr>
+      <w:tblGrid>
+        <w:gridCol w:w="8640"/>
+      </w:tblGrid>
+      <w:tr>
         <w:tc>
           <w:tcPr>
-            <w:tcW w:type="dxa" w:w="2268"/>
+            <w:tcW w:type="dxa" w:w="8640"/>
+            <w:shd w:fill="243554" w:val="clear" w:color="auto"/>
           </w:tcPr>
           <w:p>
             <w:r/>
             <w:r>
               <w:rPr>
                 <w:b/>
-                <w:sz w:val="18"/>
+                <w:color w:val="FFFFFF"/>
+                <w:sz w:val="22"/>
               </w:rPr>
-              <w:t>Break</w:t>
+              <w:t>12:25–12:50</w:t>
             </w:r>
-          </w:p>
-        </w:tc>
-        <w:tc>
-          <w:tcPr>
-            <w:tcW w:type="dxa" w:w="5669"/>
-          </w:tcPr>
-          <w:p>
-            <w:r/>
             <w:r>
               <w:rPr>
-                <w:sz w:val="16"/>
+                <w:b/>
+                <w:color w:val="FFFFFF"/>
+                <w:sz w:val="22"/>
               </w:rPr>
+              <w:t xml:space="preserve">    Independent Automation Build</w:t>
+            </w:r>
+            <w:r>
+              <w:rPr>
+                <w:color w:val="FFFFFF"/>
+                <w:sz w:val="20"/>
+              </w:rPr>
+              <w:t xml:space="preserve">    (25 min)</w:t>
             </w:r>
           </w:p>
         </w:tc>
       </w:tr>
+    </w:tbl>
+    <w:tbl>
+      <w:tblPr>
+        <w:tblW w:type="auto" w:w="0"/>
+        <w:tblLook w:firstColumn="1" w:firstRow="1" w:lastColumn="0" w:lastRow="0" w:noHBand="0" w:noVBand="1" w:val="04A0"/>
+        <w:tblBorders>
+          <w:top w:val="none" w:sz="0" w:color="auto" w:space="0"/>
+          <w:left w:val="none" w:sz="0" w:color="auto" w:space="0"/>
+          <w:bottom w:val="none" w:sz="0" w:color="auto" w:space="0"/>
+          <w:right w:val="none" w:sz="0" w:color="auto" w:space="0"/>
+          <w:insideH w:val="none" w:sz="0" w:color="auto" w:space="0"/>
+          <w:insideV w:val="none" w:sz="0" w:color="auto" w:space="0"/>
+        </w:tblBorders>
+      </w:tblPr>
+      <w:tblGrid>
+        <w:gridCol w:w="8640"/>
+      </w:tblGrid>
       <w:tr>
         <w:tc>
           <w:tcPr>
-            <w:tcW w:type="dxa" w:w="1701"/>
+            <w:tcW w:type="dxa" w:w="8640"/>
+            <w:tcBorders>
+              <w:left w:val="single" w:sz="12" w:color="243554" w:space="0"/>
+            </w:tcBorders>
           </w:tcPr>
           <w:p>
             <w:r/>
+          </w:p>
+          <w:p>
+            <w:pPr>
+              <w:spacing w:before="120" w:after="40"/>
+            </w:pPr>
             <w:r>
               <w:rPr>
+                <w:b/>
+                <w:color w:val="7F7F7F"/>
                 <w:sz w:val="18"/>
               </w:rPr>
-              <w:t>3:25–4:00</w:t>
+              <w:t xml:space="preserve">⏱ PACING:  </w:t>
+            </w:r>
+            <w:r>
+              <w:rPr>
+                <w:color w:val="7F7F7F"/>
+                <w:sz w:val="18"/>
+              </w:rPr>
+              <w:t>Choose automation from workflow audit = 3 min. Build = 17 min. Test = 5 min. Students who finish early: iterate or start a second one.</w:t>
+            </w:r>
+          </w:p>
+          <w:p>
+            <w:pPr>
+              <w:spacing w:before="80" w:after="120"/>
+            </w:pPr>
+            <w:r>
+              <w:rPr>
+                <w:b/>
+                <w:color w:val="2D7D2D"/>
+                <w:sz w:val="18"/>
+              </w:rPr>
+              <w:t xml:space="preserve">✓ CHECK:  </w:t>
+            </w:r>
+            <w:r>
+              <w:rPr>
+                <w:i/>
+                <w:color w:val="2D7D2D"/>
+                <w:sz w:val="18"/>
+              </w:rPr>
+              <w:t>Can students identify the trigger, action, and output in their workflow?</w:t>
             </w:r>
           </w:p>
         </w:tc>
+      </w:tr>
+    </w:tbl>
+    <w:p>
+      <w:pPr>
+        <w:spacing w:before="0" w:after="40"/>
+      </w:pPr>
+    </w:p>
+    <w:tbl>
+      <w:tblPr>
+        <w:tblW w:type="auto" w:w="0"/>
+        <w:tblLook w:firstColumn="1" w:firstRow="1" w:lastColumn="0" w:lastRow="0" w:noHBand="0" w:noVBand="1" w:val="04A0"/>
+        <w:tblBorders>
+          <w:top w:val="none" w:sz="0" w:color="auto" w:space="0"/>
+          <w:left w:val="none" w:sz="0" w:color="auto" w:space="0"/>
+          <w:bottom w:val="none" w:sz="0" w:color="auto" w:space="0"/>
+          <w:right w:val="none" w:sz="0" w:color="auto" w:space="0"/>
+          <w:insideH w:val="none" w:sz="0" w:color="auto" w:space="0"/>
+          <w:insideV w:val="none" w:sz="0" w:color="auto" w:space="0"/>
+        </w:tblBorders>
+      </w:tblPr>
+      <w:tblGrid>
+        <w:gridCol w:w="8640"/>
+      </w:tblGrid>
+      <w:tr>
         <w:tc>
           <w:tcPr>
-            <w:tcW w:type="dxa" w:w="2268"/>
+            <w:tcW w:type="dxa" w:w="8640"/>
+            <w:shd w:fill="D9E2F3" w:val="clear" w:color="auto"/>
           </w:tcPr>
           <w:p>
+            <w:pPr>
+              <w:spacing w:before="80" w:after="80"/>
+              <w:jc w:val="center"/>
+            </w:pPr>
             <w:r/>
             <w:r>
               <w:rPr>
                 <w:b/>
-                <w:sz w:val="18"/>
+                <w:color w:val="243554"/>
+                <w:sz w:val="20"/>
               </w:rPr>
-              <w:t>Job Posting Autopsy</w:t>
-            </w:r>
-          </w:p>
-        </w:tc>
-        <w:tc>
-          <w:tcPr>
-            <w:tcW w:type="dxa" w:w="5669"/>
-          </w:tcPr>
-          <w:p>
-            <w:r/>
-            <w:r>
-              <w:rPr>
-                <w:sz w:val="16"/>
-              </w:rPr>
-              <w:t>Format: Individual research + analysis.</w:t>
-              <w:br/>
-              <w:t>Find 5 real job postings in your field (use job sites for your country). For each posting, categorize every listed responsibility: AI can do this today, human-only, hybrid (human + AI). Then predict: what does this job look like in 3 years? Which tasks disappear? Which new tasks appear? Provide a structured template for the analysis.</w:t>
-              <w:br/>
-              <w:t>Pacing: Find 5 job postings = 10 min. Analyze and categorize = 15 min. Write 3-year prediction for 1 posting = 5 min. Pair share = 5 min.</w:t>
-            </w:r>
-          </w:p>
-        </w:tc>
-      </w:tr>
-      <w:tr>
-        <w:tc>
-          <w:tcPr>
-            <w:tcW w:type="dxa" w:w="1701"/>
-          </w:tcPr>
-          <w:p>
-            <w:r/>
-            <w:r>
-              <w:rPr>
-                <w:sz w:val="18"/>
-              </w:rPr>
-              <w:t>4:00–4:30</w:t>
-            </w:r>
-          </w:p>
-        </w:tc>
-        <w:tc>
-          <w:tcPr>
-            <w:tcW w:type="dxa" w:w="2268"/>
-          </w:tcPr>
-          <w:p>
-            <w:r/>
-            <w:r>
-              <w:rPr>
-                <w:b/>
-                <w:sz w:val="18"/>
-              </w:rPr>
-              <w:t>“Be the AI Expert” Strategy Session</w:t>
-            </w:r>
-          </w:p>
-        </w:tc>
-        <w:tc>
-          <w:tcPr>
-            <w:tcW w:type="dxa" w:w="5669"/>
-          </w:tcPr>
-          <w:p>
-            <w:r/>
-            <w:r>
-              <w:rPr>
-                <w:sz w:val="16"/>
-              </w:rPr>
-              <w:t>Format: Interactive lecture + group discussion.</w:t>
-              <w:br/>
-              <w:t>Practical playbook for becoming the AI person on your team: how to build an internal AI toolkit, run a lunch-and-learn, handle the skeptics and the over-enthusiastic. Instructor shares 3–4 real examples of early-career people who positioned themselves as the AI expert. Weave in ethics throughout: confidentiality risks (don’t paste sensitive company data into AI), the sycophancy problem (AI agre...</w:t>
-              <w:br/>
-              <w:t>Pacing: Playbook framework = 12 min. Real examples = 8 min. Ethics integration (confidentiality, sycophancy, access) = 5 min. Group Q&amp;A = 5 min.</w:t>
-            </w:r>
-          </w:p>
-        </w:tc>
-      </w:tr>
-      <w:tr>
-        <w:tc>
-          <w:tcPr>
-            <w:tcW w:type="dxa" w:w="1701"/>
-          </w:tcPr>
-          <w:p>
-            <w:r/>
-            <w:r>
-              <w:rPr>
-                <w:sz w:val="18"/>
-              </w:rPr>
-              <w:t>4:30–5:00</w:t>
-            </w:r>
-          </w:p>
-        </w:tc>
-        <w:tc>
-          <w:tcPr>
-            <w:tcW w:type="dxa" w:w="2268"/>
-          </w:tcPr>
-          <w:p>
-            <w:r/>
-            <w:r>
-              <w:rPr>
-                <w:b/>
-                <w:sz w:val="18"/>
-              </w:rPr>
-              <w:t>Career AI Strategy</w:t>
-            </w:r>
-          </w:p>
-        </w:tc>
-        <w:tc>
-          <w:tcPr>
-            <w:tcW w:type="dxa" w:w="5669"/>
-          </w:tcPr>
-          <w:p>
-            <w:r/>
-            <w:r>
-              <w:rPr>
-                <w:sz w:val="16"/>
-              </w:rPr>
-              <w:t>Format: Individual production.</w:t>
-              <w:br/>
-              <w:t>Draft a “future-proof” professional profile. Provide a template with three sections: (1) AI-complementary skills I have (what I do that AI can’t), (2) AI tool proficiency (what I can do with AI), (3) Specific value I offer my organization starting next week (3 concrete actions). This becomes a portfolio artifact.</w:t>
-              <w:br/>
-              <w:t>Pacing: Section 1 = 8 min. Section 2 = 8 min. Section 3 = 8 min. Pair review = 6 min.</w:t>
-            </w:r>
-          </w:p>
-        </w:tc>
-      </w:tr>
-      <w:tr>
-        <w:tc>
-          <w:tcPr>
-            <w:tcW w:type="dxa" w:w="1701"/>
-          </w:tcPr>
-          <w:p>
-            <w:r/>
-            <w:r>
-              <w:rPr>
-                <w:sz w:val="18"/>
-              </w:rPr>
-              <w:t>5:00–5:30</w:t>
-            </w:r>
-          </w:p>
-        </w:tc>
-        <w:tc>
-          <w:tcPr>
-            <w:tcW w:type="dxa" w:w="2268"/>
-          </w:tcPr>
-          <w:p>
-            <w:r/>
-            <w:r>
-              <w:rPr>
-                <w:b/>
-                <w:sz w:val="18"/>
-              </w:rPr>
-              <w:t>Capstone Kickoff</w:t>
-            </w:r>
-          </w:p>
-        </w:tc>
-        <w:tc>
-          <w:tcPr>
-            <w:tcW w:type="dxa" w:w="5669"/>
-          </w:tcPr>
-          <w:p>
-            <w:r/>
-            <w:r>
-              <w:rPr>
-                <w:sz w:val="16"/>
-              </w:rPr>
-              <w:t>Format: Instructor presentation → individual/team planning.</w:t>
-              <w:br/>
-              <w:t>Present the 4 capstone options. Show 1–2 example capstones from prior cohorts (or mock examples for the pilot). Students choose, form teams if doing a collaborative project, and begin planning. Provide a capstone planning template: project description, tools you’ll use, what you’ll build tonight, what you’ll present tomorrow.</w:t>
-              <w:br/>
-              <w:t>Pacing: Present options + show examples = 10 min. Students choose + form teams = 5 min. Begin planning with template = 12 min. Logistics for tomorrow = 3 min.</w:t>
-            </w:r>
-          </w:p>
-        </w:tc>
-      </w:tr>
-      <w:tr>
-        <w:tc>
-          <w:tcPr>
-            <w:tcW w:type="dxa" w:w="1701"/>
-          </w:tcPr>
-          <w:p>
-            <w:r/>
-            <w:r>
-              <w:rPr>
-                <w:sz w:val="18"/>
-              </w:rPr>
-              <w:t>5:30–5:45</w:t>
-            </w:r>
-          </w:p>
-        </w:tc>
-        <w:tc>
-          <w:tcPr>
-            <w:tcW w:type="dxa" w:w="2268"/>
-          </w:tcPr>
-          <w:p>
-            <w:r/>
-            <w:r>
-              <w:rPr>
-                <w:b/>
-                <w:sz w:val="18"/>
-              </w:rPr>
-              <w:t>Day 3 Wrap</w:t>
-            </w:r>
-          </w:p>
-        </w:tc>
-        <w:tc>
-          <w:tcPr>
-            <w:tcW w:type="dxa" w:w="5669"/>
-          </w:tcPr>
-          <w:p>
-            <w:r/>
-            <w:r>
-              <w:rPr>
-                <w:sz w:val="16"/>
-              </w:rPr>
-              <w:t>Brief wrap. Remind students: tonight is capstone build time. Instructor available via group chat for questions. Set expectations for tomorrow: arrive with your capstone at least 70% complete. The morning is for polish, not starting from scratch.</w:t>
+              <w:t>12:50–1:50  |  Lunch  |  60 min</w:t>
             </w:r>
           </w:p>
         </w:tc>
@@ -1175,37 +1679,1539 @@
         <w:pStyle w:val="Heading2"/>
       </w:pPr>
       <w:r>
-        <w:t>TEACHER NOTES</w:t>
+        <w:rPr>
+          <w:color w:val="243554"/>
+        </w:rPr>
+        <w:t>AFTERNOON BLOCK  (1:50–5:45)</w:t>
+      </w:r>
+    </w:p>
+    <w:tbl>
+      <w:tblPr>
+        <w:tblW w:type="auto" w:w="0"/>
+        <w:tblLook w:firstColumn="1" w:firstRow="1" w:lastColumn="0" w:lastRow="0" w:noHBand="0" w:noVBand="1" w:val="04A0"/>
+        <w:tblBorders>
+          <w:top w:val="none" w:sz="0" w:color="auto" w:space="0"/>
+          <w:left w:val="none" w:sz="0" w:color="auto" w:space="0"/>
+          <w:bottom w:val="none" w:sz="0" w:color="auto" w:space="0"/>
+          <w:right w:val="none" w:sz="0" w:color="auto" w:space="0"/>
+          <w:insideH w:val="none" w:sz="0" w:color="auto" w:space="0"/>
+          <w:insideV w:val="none" w:sz="0" w:color="auto" w:space="0"/>
+        </w:tblBorders>
+      </w:tblPr>
+      <w:tblGrid>
+        <w:gridCol w:w="8640"/>
+      </w:tblGrid>
+      <w:tr>
+        <w:tc>
+          <w:tcPr>
+            <w:tcW w:type="dxa" w:w="8640"/>
+            <w:shd w:fill="243554" w:val="clear" w:color="auto"/>
+          </w:tcPr>
+          <w:p>
+            <w:r/>
+            <w:r>
+              <w:rPr>
+                <w:b/>
+                <w:color w:val="FFFFFF"/>
+                <w:sz w:val="22"/>
+              </w:rPr>
+              <w:t>1:50–2:20</w:t>
+            </w:r>
+            <w:r>
+              <w:rPr>
+                <w:b/>
+                <w:color w:val="FFFFFF"/>
+                <w:sz w:val="22"/>
+              </w:rPr>
+              <w:t xml:space="preserve">    Agentic AI &amp; MCP: What’s Next</w:t>
+            </w:r>
+            <w:r>
+              <w:rPr>
+                <w:color w:val="FFFFFF"/>
+                <w:sz w:val="20"/>
+              </w:rPr>
+              <w:t xml:space="preserve">    (30 min)</w:t>
+            </w:r>
+          </w:p>
+          <w:p>
+            <w:pPr>
+              <w:spacing w:before="0" w:after="40"/>
+            </w:pPr>
+            <w:r>
+              <w:rPr>
+                <w:i/>
+                <w:color w:val="FFFFFF"/>
+                <w:sz w:val="18"/>
+              </w:rPr>
+              <w:t>Interactive lecture  |  GRR: I Do</w:t>
+            </w:r>
+          </w:p>
+        </w:tc>
+      </w:tr>
+    </w:tbl>
+    <w:tbl>
+      <w:tblPr>
+        <w:tblW w:type="auto" w:w="0"/>
+        <w:tblLook w:firstColumn="1" w:firstRow="1" w:lastColumn="0" w:lastRow="0" w:noHBand="0" w:noVBand="1" w:val="04A0"/>
+        <w:tblBorders>
+          <w:top w:val="none" w:sz="0" w:color="auto" w:space="0"/>
+          <w:left w:val="none" w:sz="0" w:color="auto" w:space="0"/>
+          <w:bottom w:val="none" w:sz="0" w:color="auto" w:space="0"/>
+          <w:right w:val="none" w:sz="0" w:color="auto" w:space="0"/>
+          <w:insideH w:val="none" w:sz="0" w:color="auto" w:space="0"/>
+          <w:insideV w:val="none" w:sz="0" w:color="auto" w:space="0"/>
+        </w:tblBorders>
+      </w:tblPr>
+      <w:tblGrid>
+        <w:gridCol w:w="8640"/>
+      </w:tblGrid>
+      <w:tr>
+        <w:tc>
+          <w:tcPr>
+            <w:tcW w:type="dxa" w:w="8640"/>
+            <w:tcBorders>
+              <w:left w:val="single" w:sz="12" w:color="243554" w:space="0"/>
+            </w:tcBorders>
+          </w:tcPr>
+          <w:p>
+            <w:pPr>
+              <w:spacing w:before="120" w:after="40"/>
+            </w:pPr>
+            <w:r/>
+            <w:r>
+              <w:rPr>
+                <w:b/>
+                <w:color w:val="2E74B5"/>
+                <w:sz w:val="20"/>
+              </w:rPr>
+              <w:t>TEACHER DOES</w:t>
+            </w:r>
+          </w:p>
+          <w:p>
+            <w:pPr>
+              <w:spacing w:before="20" w:after="20"/>
+            </w:pPr>
+            <w:r>
+              <w:rPr>
+                <w:sz w:val="20"/>
+              </w:rPr>
+              <w:t>•  Conceptual overview only—no hands-on.</w:t>
+            </w:r>
+          </w:p>
+          <w:p>
+            <w:pPr>
+              <w:spacing w:before="20" w:after="20"/>
+            </w:pPr>
+            <w:r>
+              <w:rPr>
+                <w:sz w:val="20"/>
+              </w:rPr>
+              <w:t>•  What are AI agents (programs that plan, execute, and iterate autonomously)?</w:t>
+            </w:r>
+          </w:p>
+          <w:p>
+            <w:pPr>
+              <w:spacing w:before="20" w:after="20"/>
+            </w:pPr>
+            <w:r>
+              <w:rPr>
+                <w:sz w:val="20"/>
+              </w:rPr>
+              <w:t>•  What is MCP (a protocol that lets AI tools talk to other software)?</w:t>
+            </w:r>
+          </w:p>
+          <w:p>
+            <w:pPr>
+              <w:spacing w:before="20" w:after="20"/>
+            </w:pPr>
+            <w:r>
+              <w:rPr>
+                <w:sz w:val="20"/>
+              </w:rPr>
+              <w:t>•  What does this mean for their work in the next 6–12 months?</w:t>
+            </w:r>
+          </w:p>
+          <w:p>
+            <w:pPr>
+              <w:spacing w:before="20" w:after="20"/>
+            </w:pPr>
+            <w:r>
+              <w:rPr>
+                <w:sz w:val="20"/>
+              </w:rPr>
+              <w:t>•  Use 2–3 concrete examples: an AI agent that plans a trip by searching flights, booking hotels, and creating an itinerary; an AI agent that reads your email, drafts replies, and schedules follow-ups.</w:t>
+            </w:r>
+          </w:p>
+          <w:p>
+            <w:pPr>
+              <w:spacing w:before="20" w:after="20"/>
+            </w:pPr>
+            <w:r>
+              <w:rPr>
+                <w:sz w:val="20"/>
+              </w:rPr>
+              <w:t xml:space="preserve">•  </w:t>
+            </w:r>
+            <w:r>
+              <w:rPr>
+                <w:sz w:val="20"/>
+              </w:rPr>
+              <w:t xml:space="preserve">Break at the 15-minute mark for a 3-minute pair discussion: </w:t>
+            </w:r>
+            <w:r>
+              <w:rPr>
+                <w:i/>
+                <w:sz w:val="20"/>
+              </w:rPr>
+              <w:t>“What task in your workflow audit would benefit most from an AI agent?”</w:t>
+            </w:r>
+          </w:p>
+          <w:p>
+            <w:pPr>
+              <w:spacing w:before="120" w:after="40"/>
+            </w:pPr>
+            <w:r>
+              <w:rPr>
+                <w:b/>
+                <w:color w:val="7F7F7F"/>
+                <w:sz w:val="18"/>
+              </w:rPr>
+              <w:t xml:space="preserve">⏱ PACING:  </w:t>
+            </w:r>
+            <w:r>
+              <w:rPr>
+                <w:color w:val="7F7F7F"/>
+                <w:sz w:val="18"/>
+              </w:rPr>
+              <w:t>AI agents concept + examples = 12 min. Pair discussion = 3 min. MCP + implications = 10 min. Q&amp;A = 5 min.</w:t>
+            </w:r>
+          </w:p>
+          <w:p>
+            <w:pPr>
+              <w:spacing w:before="80" w:after="120"/>
+            </w:pPr>
+            <w:r>
+              <w:rPr>
+                <w:b/>
+                <w:color w:val="2D7D2D"/>
+                <w:sz w:val="18"/>
+              </w:rPr>
+              <w:t xml:space="preserve">✓ CHECK:  </w:t>
+            </w:r>
+            <w:r>
+              <w:rPr>
+                <w:i/>
+                <w:color w:val="2D7D2D"/>
+                <w:sz w:val="18"/>
+              </w:rPr>
+              <w:t>Quick pulse check: thumbs up if confident, sideways if unsure, down if lost.</w:t>
+            </w:r>
+          </w:p>
+        </w:tc>
+      </w:tr>
+    </w:tbl>
+    <w:p>
+      <w:pPr>
+        <w:spacing w:before="0" w:after="40"/>
+      </w:pPr>
+    </w:p>
+    <w:tbl>
+      <w:tblPr>
+        <w:tblW w:type="auto" w:w="0"/>
+        <w:tblLook w:firstColumn="1" w:firstRow="1" w:lastColumn="0" w:lastRow="0" w:noHBand="0" w:noVBand="1" w:val="04A0"/>
+        <w:tblBorders>
+          <w:top w:val="none" w:sz="0" w:color="auto" w:space="0"/>
+          <w:left w:val="none" w:sz="0" w:color="auto" w:space="0"/>
+          <w:bottom w:val="none" w:sz="0" w:color="auto" w:space="0"/>
+          <w:right w:val="none" w:sz="0" w:color="auto" w:space="0"/>
+          <w:insideH w:val="none" w:sz="0" w:color="auto" w:space="0"/>
+          <w:insideV w:val="none" w:sz="0" w:color="auto" w:space="0"/>
+        </w:tblBorders>
+      </w:tblPr>
+      <w:tblGrid>
+        <w:gridCol w:w="8640"/>
+      </w:tblGrid>
+      <w:tr>
+        <w:tc>
+          <w:tcPr>
+            <w:tcW w:type="dxa" w:w="8640"/>
+            <w:shd w:fill="243554" w:val="clear" w:color="auto"/>
+          </w:tcPr>
+          <w:p>
+            <w:r/>
+            <w:r>
+              <w:rPr>
+                <w:b/>
+                <w:color w:val="FFFFFF"/>
+                <w:sz w:val="22"/>
+              </w:rPr>
+              <w:t>2:20–3:10</w:t>
+            </w:r>
+            <w:r>
+              <w:rPr>
+                <w:b/>
+                <w:color w:val="FFFFFF"/>
+                <w:sz w:val="22"/>
+              </w:rPr>
+              <w:t xml:space="preserve">    Workflow Design Challenge</w:t>
+            </w:r>
+            <w:r>
+              <w:rPr>
+                <w:color w:val="FFFFFF"/>
+                <w:sz w:val="20"/>
+              </w:rPr>
+              <w:t xml:space="preserve">    (50 min)</w:t>
+            </w:r>
+          </w:p>
+          <w:p>
+            <w:pPr>
+              <w:spacing w:before="0" w:after="40"/>
+            </w:pPr>
+            <w:r>
+              <w:rPr>
+                <w:i/>
+                <w:color w:val="FFFFFF"/>
+                <w:sz w:val="18"/>
+              </w:rPr>
+              <w:t>Teams of 3</w:t>
+            </w:r>
+          </w:p>
+        </w:tc>
+      </w:tr>
+    </w:tbl>
+    <w:tbl>
+      <w:tblPr>
+        <w:tblW w:type="auto" w:w="0"/>
+        <w:tblLook w:firstColumn="1" w:firstRow="1" w:lastColumn="0" w:lastRow="0" w:noHBand="0" w:noVBand="1" w:val="04A0"/>
+        <w:tblBorders>
+          <w:top w:val="none" w:sz="0" w:color="auto" w:space="0"/>
+          <w:left w:val="none" w:sz="0" w:color="auto" w:space="0"/>
+          <w:bottom w:val="none" w:sz="0" w:color="auto" w:space="0"/>
+          <w:right w:val="none" w:sz="0" w:color="auto" w:space="0"/>
+          <w:insideH w:val="none" w:sz="0" w:color="auto" w:space="0"/>
+          <w:insideV w:val="none" w:sz="0" w:color="auto" w:space="0"/>
+        </w:tblBorders>
+      </w:tblPr>
+      <w:tblGrid>
+        <w:gridCol w:w="8640"/>
+      </w:tblGrid>
+      <w:tr>
+        <w:tc>
+          <w:tcPr>
+            <w:tcW w:type="dxa" w:w="8640"/>
+            <w:tcBorders>
+              <w:left w:val="single" w:sz="12" w:color="243554" w:space="0"/>
+            </w:tcBorders>
+          </w:tcPr>
+          <w:p>
+            <w:pPr>
+              <w:spacing w:before="120" w:after="40"/>
+            </w:pPr>
+            <w:r/>
+            <w:r>
+              <w:rPr>
+                <w:b/>
+                <w:color w:val="2E74B5"/>
+                <w:sz w:val="20"/>
+              </w:rPr>
+              <w:t>TEACHER DOES</w:t>
+            </w:r>
+          </w:p>
+          <w:p>
+            <w:pPr>
+              <w:spacing w:before="20" w:after="20"/>
+            </w:pPr>
+            <w:r>
+              <w:rPr>
+                <w:sz w:val="20"/>
+              </w:rPr>
+              <w:t>•  Teams receive a scenario: (1) a startup founder managing 5 people, (2) a university department processing applications, (3) a nonprofit running a fundraising campaign.</w:t>
+            </w:r>
+          </w:p>
+          <w:p>
+            <w:pPr>
+              <w:spacing w:before="20" w:after="20"/>
+            </w:pPr>
+            <w:r>
+              <w:rPr>
+                <w:sz w:val="20"/>
+              </w:rPr>
+              <w:t>•  Design a complete AI workflow on paper (whiteboard or large sticky notes): what triggers what, which AI tools handle which steps, where humans stay in the loop.</w:t>
+            </w:r>
+          </w:p>
+          <w:p>
+            <w:pPr>
+              <w:spacing w:before="20" w:after="20"/>
+            </w:pPr>
+            <w:r>
+              <w:rPr>
+                <w:sz w:val="20"/>
+              </w:rPr>
+              <w:t>•  Then build the key piece—one critical automation or prompt chain from the workflow.</w:t>
+            </w:r>
+          </w:p>
+          <w:p>
+            <w:pPr>
+              <w:spacing w:before="120" w:after="40"/>
+            </w:pPr>
+            <w:r>
+              <w:rPr>
+                <w:b/>
+                <w:color w:val="7F7F7F"/>
+                <w:sz w:val="18"/>
+              </w:rPr>
+              <w:t xml:space="preserve">⏱ PACING:  </w:t>
+            </w:r>
+            <w:r>
+              <w:rPr>
+                <w:color w:val="7F7F7F"/>
+                <w:sz w:val="18"/>
+              </w:rPr>
+              <w:t>Read scenario + discuss approach = 5 min. Design workflow on paper = 15 min. Build key piece = 20 min. Prepare 2-minute presentation = 5 min. Each team presents = 5 min (3 teams × ~2 min with questions).</w:t>
+            </w:r>
+          </w:p>
+          <w:p>
+            <w:pPr>
+              <w:spacing w:before="80" w:after="120"/>
+            </w:pPr>
+            <w:r>
+              <w:rPr>
+                <w:b/>
+                <w:color w:val="2D7D2D"/>
+                <w:sz w:val="18"/>
+              </w:rPr>
+              <w:t xml:space="preserve">✓ CHECK:  </w:t>
+            </w:r>
+            <w:r>
+              <w:rPr>
+                <w:i/>
+                <w:color w:val="2D7D2D"/>
+                <w:sz w:val="18"/>
+              </w:rPr>
+              <w:t>Can students identify the trigger, action, and output in their workflow?</w:t>
+            </w:r>
+          </w:p>
+        </w:tc>
+      </w:tr>
+    </w:tbl>
+    <w:p>
+      <w:pPr>
+        <w:spacing w:before="0" w:after="40"/>
+      </w:pPr>
+    </w:p>
+    <w:tbl>
+      <w:tblPr>
+        <w:tblW w:type="auto" w:w="0"/>
+        <w:tblLook w:firstColumn="1" w:firstRow="1" w:lastColumn="0" w:lastRow="0" w:noHBand="0" w:noVBand="1" w:val="04A0"/>
+        <w:tblBorders>
+          <w:top w:val="none" w:sz="0" w:color="auto" w:space="0"/>
+          <w:left w:val="none" w:sz="0" w:color="auto" w:space="0"/>
+          <w:bottom w:val="none" w:sz="0" w:color="auto" w:space="0"/>
+          <w:right w:val="none" w:sz="0" w:color="auto" w:space="0"/>
+          <w:insideH w:val="none" w:sz="0" w:color="auto" w:space="0"/>
+          <w:insideV w:val="none" w:sz="0" w:color="auto" w:space="0"/>
+        </w:tblBorders>
+      </w:tblPr>
+      <w:tblGrid>
+        <w:gridCol w:w="8640"/>
+      </w:tblGrid>
+      <w:tr>
+        <w:tc>
+          <w:tcPr>
+            <w:tcW w:type="dxa" w:w="8640"/>
+            <w:shd w:fill="D9E2F3" w:val="clear" w:color="auto"/>
+          </w:tcPr>
+          <w:p>
+            <w:pPr>
+              <w:spacing w:before="80" w:after="80"/>
+              <w:jc w:val="center"/>
+            </w:pPr>
+            <w:r/>
+            <w:r>
+              <w:rPr>
+                <w:b/>
+                <w:color w:val="243554"/>
+                <w:sz w:val="20"/>
+              </w:rPr>
+              <w:t>3:10–3:25  |  Break  |  15 min</w:t>
+            </w:r>
+          </w:p>
+        </w:tc>
+      </w:tr>
+    </w:tbl>
+    <w:tbl>
+      <w:tblPr>
+        <w:tblW w:type="auto" w:w="0"/>
+        <w:tblLook w:firstColumn="1" w:firstRow="1" w:lastColumn="0" w:lastRow="0" w:noHBand="0" w:noVBand="1" w:val="04A0"/>
+        <w:tblBorders>
+          <w:top w:val="none" w:sz="0" w:color="auto" w:space="0"/>
+          <w:left w:val="none" w:sz="0" w:color="auto" w:space="0"/>
+          <w:bottom w:val="none" w:sz="0" w:color="auto" w:space="0"/>
+          <w:right w:val="none" w:sz="0" w:color="auto" w:space="0"/>
+          <w:insideH w:val="none" w:sz="0" w:color="auto" w:space="0"/>
+          <w:insideV w:val="none" w:sz="0" w:color="auto" w:space="0"/>
+        </w:tblBorders>
+      </w:tblPr>
+      <w:tblGrid>
+        <w:gridCol w:w="8640"/>
+      </w:tblGrid>
+      <w:tr>
+        <w:tc>
+          <w:tcPr>
+            <w:tcW w:type="dxa" w:w="8640"/>
+            <w:shd w:fill="243554" w:val="clear" w:color="auto"/>
+          </w:tcPr>
+          <w:p>
+            <w:r/>
+            <w:r>
+              <w:rPr>
+                <w:b/>
+                <w:color w:val="FFFFFF"/>
+                <w:sz w:val="22"/>
+              </w:rPr>
+              <w:t>3:25–4:00</w:t>
+            </w:r>
+            <w:r>
+              <w:rPr>
+                <w:b/>
+                <w:color w:val="FFFFFF"/>
+                <w:sz w:val="22"/>
+              </w:rPr>
+              <w:t xml:space="preserve">    Job Posting Autopsy</w:t>
+            </w:r>
+            <w:r>
+              <w:rPr>
+                <w:color w:val="FFFFFF"/>
+                <w:sz w:val="20"/>
+              </w:rPr>
+              <w:t xml:space="preserve">    (35 min)</w:t>
+            </w:r>
+          </w:p>
+          <w:p>
+            <w:pPr>
+              <w:spacing w:before="0" w:after="40"/>
+            </w:pPr>
+            <w:r>
+              <w:rPr>
+                <w:i/>
+                <w:color w:val="FFFFFF"/>
+                <w:sz w:val="18"/>
+              </w:rPr>
+              <w:t>Individual research + analysis  |  GRR: You Do</w:t>
+            </w:r>
+          </w:p>
+        </w:tc>
+      </w:tr>
+    </w:tbl>
+    <w:tbl>
+      <w:tblPr>
+        <w:tblW w:type="auto" w:w="0"/>
+        <w:tblLook w:firstColumn="1" w:firstRow="1" w:lastColumn="0" w:lastRow="0" w:noHBand="0" w:noVBand="1" w:val="04A0"/>
+        <w:tblBorders>
+          <w:top w:val="none" w:sz="0" w:color="auto" w:space="0"/>
+          <w:left w:val="none" w:sz="0" w:color="auto" w:space="0"/>
+          <w:bottom w:val="none" w:sz="0" w:color="auto" w:space="0"/>
+          <w:right w:val="none" w:sz="0" w:color="auto" w:space="0"/>
+          <w:insideH w:val="none" w:sz="0" w:color="auto" w:space="0"/>
+          <w:insideV w:val="none" w:sz="0" w:color="auto" w:space="0"/>
+        </w:tblBorders>
+      </w:tblPr>
+      <w:tblGrid>
+        <w:gridCol w:w="8640"/>
+      </w:tblGrid>
+      <w:tr>
+        <w:tc>
+          <w:tcPr>
+            <w:tcW w:type="dxa" w:w="8640"/>
+            <w:tcBorders>
+              <w:left w:val="single" w:sz="12" w:color="243554" w:space="0"/>
+            </w:tcBorders>
+          </w:tcPr>
+          <w:p>
+            <w:pPr>
+              <w:spacing w:before="120" w:after="40"/>
+            </w:pPr>
+            <w:r/>
+            <w:r>
+              <w:rPr>
+                <w:b/>
+                <w:color w:val="2E74B5"/>
+                <w:sz w:val="20"/>
+              </w:rPr>
+              <w:t>TEACHER DOES</w:t>
+            </w:r>
+          </w:p>
+          <w:p>
+            <w:pPr>
+              <w:spacing w:before="20" w:after="20"/>
+            </w:pPr>
+            <w:r>
+              <w:rPr>
+                <w:sz w:val="20"/>
+              </w:rPr>
+              <w:t>•  Find 5 real job postings in your field (use job sites for your country).</w:t>
+            </w:r>
+          </w:p>
+          <w:p>
+            <w:pPr>
+              <w:spacing w:before="20" w:after="20"/>
+            </w:pPr>
+            <w:r>
+              <w:rPr>
+                <w:sz w:val="20"/>
+              </w:rPr>
+              <w:t>•  For each posting, categorize every listed responsibility: AI can do this today, human-only, hybrid (human + AI).</w:t>
+            </w:r>
+          </w:p>
+          <w:p>
+            <w:pPr>
+              <w:spacing w:before="20" w:after="20"/>
+            </w:pPr>
+            <w:r>
+              <w:rPr>
+                <w:sz w:val="20"/>
+              </w:rPr>
+              <w:t>•  Then predict: what does this job look like in 3 years?</w:t>
+            </w:r>
+          </w:p>
+          <w:p>
+            <w:pPr>
+              <w:spacing w:before="20" w:after="20"/>
+            </w:pPr>
+            <w:r>
+              <w:rPr>
+                <w:sz w:val="20"/>
+              </w:rPr>
+              <w:t>•  Which tasks disappear?</w:t>
+            </w:r>
+          </w:p>
+          <w:p>
+            <w:pPr>
+              <w:spacing w:before="20" w:after="20"/>
+            </w:pPr>
+            <w:r>
+              <w:rPr>
+                <w:sz w:val="20"/>
+              </w:rPr>
+              <w:t>•  Which new tasks appear?</w:t>
+            </w:r>
+          </w:p>
+          <w:p>
+            <w:pPr>
+              <w:spacing w:before="20" w:after="20"/>
+            </w:pPr>
+            <w:r>
+              <w:rPr>
+                <w:sz w:val="20"/>
+              </w:rPr>
+              <w:t>•  Provide a structured template for the analysis.</w:t>
+            </w:r>
+          </w:p>
+          <w:p>
+            <w:pPr>
+              <w:spacing w:before="120" w:after="40"/>
+            </w:pPr>
+            <w:r>
+              <w:rPr>
+                <w:b/>
+                <w:color w:val="7F7F7F"/>
+                <w:sz w:val="18"/>
+              </w:rPr>
+              <w:t xml:space="preserve">⏱ PACING:  </w:t>
+            </w:r>
+            <w:r>
+              <w:rPr>
+                <w:color w:val="7F7F7F"/>
+                <w:sz w:val="18"/>
+              </w:rPr>
+              <w:t>Find 5 job postings = 10 min. Analyze and categorize = 15 min. Write 3-year prediction for 1 posting = 5 min. Pair share = 5 min.</w:t>
+            </w:r>
+          </w:p>
+          <w:p>
+            <w:pPr>
+              <w:spacing w:before="80" w:after="40"/>
+            </w:pPr>
+            <w:r>
+              <w:rPr>
+                <w:b/>
+                <w:color w:val="806000"/>
+                <w:sz w:val="18"/>
+              </w:rPr>
+              <w:t xml:space="preserve">💡 TEACHER TIP:  </w:t>
+            </w:r>
+            <w:r>
+              <w:rPr>
+                <w:i/>
+                <w:color w:val="806000"/>
+                <w:sz w:val="18"/>
+              </w:rPr>
+              <w:t>Have 5 pre-selected job postings per market as a fallback for students who can’t find relevant ones quickly. Focus on roles in tech, marketing, education, finance, and administration—common across all three markets.</w:t>
+            </w:r>
+          </w:p>
+          <w:p>
+            <w:pPr>
+              <w:spacing w:before="80" w:after="120"/>
+            </w:pPr>
+            <w:r>
+              <w:rPr>
+                <w:b/>
+                <w:color w:val="2D7D2D"/>
+                <w:sz w:val="18"/>
+              </w:rPr>
+              <w:t xml:space="preserve">✓ CHECK:  </w:t>
+            </w:r>
+            <w:r>
+              <w:rPr>
+                <w:i/>
+                <w:color w:val="2D7D2D"/>
+                <w:sz w:val="18"/>
+              </w:rPr>
+              <w:t>Quick pulse check: thumbs up if confident, sideways if unsure, down if lost.</w:t>
+            </w:r>
+          </w:p>
+        </w:tc>
+      </w:tr>
+    </w:tbl>
+    <w:p>
+      <w:pPr>
+        <w:spacing w:before="0" w:after="40"/>
+      </w:pPr>
+    </w:p>
+    <w:tbl>
+      <w:tblPr>
+        <w:tblW w:type="auto" w:w="0"/>
+        <w:tblLook w:firstColumn="1" w:firstRow="1" w:lastColumn="0" w:lastRow="0" w:noHBand="0" w:noVBand="1" w:val="04A0"/>
+        <w:tblBorders>
+          <w:top w:val="none" w:sz="0" w:color="auto" w:space="0"/>
+          <w:left w:val="none" w:sz="0" w:color="auto" w:space="0"/>
+          <w:bottom w:val="none" w:sz="0" w:color="auto" w:space="0"/>
+          <w:right w:val="none" w:sz="0" w:color="auto" w:space="0"/>
+          <w:insideH w:val="none" w:sz="0" w:color="auto" w:space="0"/>
+          <w:insideV w:val="none" w:sz="0" w:color="auto" w:space="0"/>
+        </w:tblBorders>
+      </w:tblPr>
+      <w:tblGrid>
+        <w:gridCol w:w="8640"/>
+      </w:tblGrid>
+      <w:tr>
+        <w:tc>
+          <w:tcPr>
+            <w:tcW w:type="dxa" w:w="8640"/>
+            <w:shd w:fill="243554" w:val="clear" w:color="auto"/>
+          </w:tcPr>
+          <w:p>
+            <w:r/>
+            <w:r>
+              <w:rPr>
+                <w:b/>
+                <w:color w:val="FFFFFF"/>
+                <w:sz w:val="22"/>
+              </w:rPr>
+              <w:t>4:00–4:30</w:t>
+            </w:r>
+            <w:r>
+              <w:rPr>
+                <w:b/>
+                <w:color w:val="FFFFFF"/>
+                <w:sz w:val="22"/>
+              </w:rPr>
+              <w:t xml:space="preserve">    “Be the AI Expert” Strategy Session</w:t>
+            </w:r>
+            <w:r>
+              <w:rPr>
+                <w:color w:val="FFFFFF"/>
+                <w:sz w:val="20"/>
+              </w:rPr>
+              <w:t xml:space="preserve">    (30 min)</w:t>
+            </w:r>
+          </w:p>
+          <w:p>
+            <w:pPr>
+              <w:spacing w:before="0" w:after="40"/>
+            </w:pPr>
+            <w:r>
+              <w:rPr>
+                <w:i/>
+                <w:color w:val="FFFFFF"/>
+                <w:sz w:val="18"/>
+              </w:rPr>
+              <w:t>Interactive lecture + group discussion  |  GRR: I Do → We Do</w:t>
+            </w:r>
+          </w:p>
+        </w:tc>
+      </w:tr>
+    </w:tbl>
+    <w:tbl>
+      <w:tblPr>
+        <w:tblW w:type="auto" w:w="0"/>
+        <w:tblLook w:firstColumn="1" w:firstRow="1" w:lastColumn="0" w:lastRow="0" w:noHBand="0" w:noVBand="1" w:val="04A0"/>
+        <w:tblBorders>
+          <w:top w:val="none" w:sz="0" w:color="auto" w:space="0"/>
+          <w:left w:val="none" w:sz="0" w:color="auto" w:space="0"/>
+          <w:bottom w:val="none" w:sz="0" w:color="auto" w:space="0"/>
+          <w:right w:val="none" w:sz="0" w:color="auto" w:space="0"/>
+          <w:insideH w:val="none" w:sz="0" w:color="auto" w:space="0"/>
+          <w:insideV w:val="none" w:sz="0" w:color="auto" w:space="0"/>
+        </w:tblBorders>
+      </w:tblPr>
+      <w:tblGrid>
+        <w:gridCol w:w="8640"/>
+      </w:tblGrid>
+      <w:tr>
+        <w:tc>
+          <w:tcPr>
+            <w:tcW w:type="dxa" w:w="8640"/>
+            <w:tcBorders>
+              <w:left w:val="single" w:sz="12" w:color="243554" w:space="0"/>
+            </w:tcBorders>
+          </w:tcPr>
+          <w:p>
+            <w:pPr>
+              <w:spacing w:before="120" w:after="40"/>
+            </w:pPr>
+            <w:r/>
+            <w:r>
+              <w:rPr>
+                <w:b/>
+                <w:color w:val="2E74B5"/>
+                <w:sz w:val="20"/>
+              </w:rPr>
+              <w:t>TEACHER DOES</w:t>
+            </w:r>
+          </w:p>
+          <w:p>
+            <w:pPr>
+              <w:spacing w:before="20" w:after="20"/>
+            </w:pPr>
+            <w:r>
+              <w:rPr>
+                <w:sz w:val="20"/>
+              </w:rPr>
+              <w:t>•  Practical playbook for becoming the AI person on your team: how to build an internal AI toolkit, run a lunch-and-learn, handle the skeptics and the over-enthusiastic.</w:t>
+            </w:r>
+          </w:p>
+          <w:p>
+            <w:pPr>
+              <w:spacing w:before="20" w:after="20"/>
+            </w:pPr>
+            <w:r>
+              <w:rPr>
+                <w:sz w:val="20"/>
+              </w:rPr>
+              <w:t>•  Instructor shares 3–4 real examples of early-career people who positioned themselves as the AI expert.</w:t>
+            </w:r>
+          </w:p>
+          <w:p>
+            <w:pPr>
+              <w:spacing w:before="20" w:after="20"/>
+            </w:pPr>
+            <w:r>
+              <w:rPr>
+                <w:sz w:val="20"/>
+              </w:rPr>
+              <w:t>•  Weave in ethics throughout: confidentiality risks (don’t paste sensitive company data into AI), the sycophancy problem (AI agrees with you when it shouldn’t), and access inequality.</w:t>
+            </w:r>
+          </w:p>
+          <w:p>
+            <w:pPr>
+              <w:spacing w:before="120" w:after="40"/>
+            </w:pPr>
+            <w:r>
+              <w:rPr>
+                <w:b/>
+                <w:color w:val="7F7F7F"/>
+                <w:sz w:val="18"/>
+              </w:rPr>
+              <w:t xml:space="preserve">⏱ PACING:  </w:t>
+            </w:r>
+            <w:r>
+              <w:rPr>
+                <w:color w:val="7F7F7F"/>
+                <w:sz w:val="18"/>
+              </w:rPr>
+              <w:t>Playbook framework = 12 min. Real examples = 8 min. Ethics integration (confidentiality, sycophancy, access) = 5 min. Group Q&amp;A = 5 min.</w:t>
+            </w:r>
+          </w:p>
+          <w:p>
+            <w:pPr>
+              <w:spacing w:before="80" w:after="120"/>
+            </w:pPr>
+            <w:r>
+              <w:rPr>
+                <w:b/>
+                <w:color w:val="2D7D2D"/>
+                <w:sz w:val="18"/>
+              </w:rPr>
+              <w:t xml:space="preserve">✓ CHECK:  </w:t>
+            </w:r>
+            <w:r>
+              <w:rPr>
+                <w:i/>
+                <w:color w:val="2D7D2D"/>
+                <w:sz w:val="18"/>
+              </w:rPr>
+              <w:t>Quick pulse check: thumbs up if confident, sideways if unsure, down if lost.</w:t>
+            </w:r>
+          </w:p>
+        </w:tc>
+      </w:tr>
+    </w:tbl>
+    <w:p>
+      <w:pPr>
+        <w:spacing w:before="0" w:after="40"/>
+      </w:pPr>
+    </w:p>
+    <w:tbl>
+      <w:tblPr>
+        <w:tblW w:type="auto" w:w="0"/>
+        <w:tblLook w:firstColumn="1" w:firstRow="1" w:lastColumn="0" w:lastRow="0" w:noHBand="0" w:noVBand="1" w:val="04A0"/>
+        <w:tblBorders>
+          <w:top w:val="none" w:sz="0" w:color="auto" w:space="0"/>
+          <w:left w:val="none" w:sz="0" w:color="auto" w:space="0"/>
+          <w:bottom w:val="none" w:sz="0" w:color="auto" w:space="0"/>
+          <w:right w:val="none" w:sz="0" w:color="auto" w:space="0"/>
+          <w:insideH w:val="none" w:sz="0" w:color="auto" w:space="0"/>
+          <w:insideV w:val="none" w:sz="0" w:color="auto" w:space="0"/>
+        </w:tblBorders>
+      </w:tblPr>
+      <w:tblGrid>
+        <w:gridCol w:w="8640"/>
+      </w:tblGrid>
+      <w:tr>
+        <w:tc>
+          <w:tcPr>
+            <w:tcW w:type="dxa" w:w="8640"/>
+            <w:shd w:fill="243554" w:val="clear" w:color="auto"/>
+          </w:tcPr>
+          <w:p>
+            <w:r/>
+            <w:r>
+              <w:rPr>
+                <w:b/>
+                <w:color w:val="FFFFFF"/>
+                <w:sz w:val="22"/>
+              </w:rPr>
+              <w:t>4:30–5:00</w:t>
+            </w:r>
+            <w:r>
+              <w:rPr>
+                <w:b/>
+                <w:color w:val="FFFFFF"/>
+                <w:sz w:val="22"/>
+              </w:rPr>
+              <w:t xml:space="preserve">    Career AI Strategy</w:t>
+            </w:r>
+            <w:r>
+              <w:rPr>
+                <w:color w:val="FFFFFF"/>
+                <w:sz w:val="20"/>
+              </w:rPr>
+              <w:t xml:space="preserve">    (30 min)</w:t>
+            </w:r>
+          </w:p>
+          <w:p>
+            <w:pPr>
+              <w:spacing w:before="0" w:after="40"/>
+            </w:pPr>
+            <w:r>
+              <w:rPr>
+                <w:i/>
+                <w:color w:val="FFFFFF"/>
+                <w:sz w:val="18"/>
+              </w:rPr>
+              <w:t>Individual production  |  GRR: You Do</w:t>
+            </w:r>
+          </w:p>
+        </w:tc>
+      </w:tr>
+    </w:tbl>
+    <w:tbl>
+      <w:tblPr>
+        <w:tblW w:type="auto" w:w="0"/>
+        <w:tblLook w:firstColumn="1" w:firstRow="1" w:lastColumn="0" w:lastRow="0" w:noHBand="0" w:noVBand="1" w:val="04A0"/>
+        <w:tblBorders>
+          <w:top w:val="none" w:sz="0" w:color="auto" w:space="0"/>
+          <w:left w:val="none" w:sz="0" w:color="auto" w:space="0"/>
+          <w:bottom w:val="none" w:sz="0" w:color="auto" w:space="0"/>
+          <w:right w:val="none" w:sz="0" w:color="auto" w:space="0"/>
+          <w:insideH w:val="none" w:sz="0" w:color="auto" w:space="0"/>
+          <w:insideV w:val="none" w:sz="0" w:color="auto" w:space="0"/>
+        </w:tblBorders>
+      </w:tblPr>
+      <w:tblGrid>
+        <w:gridCol w:w="8640"/>
+      </w:tblGrid>
+      <w:tr>
+        <w:tc>
+          <w:tcPr>
+            <w:tcW w:type="dxa" w:w="8640"/>
+            <w:tcBorders>
+              <w:left w:val="single" w:sz="12" w:color="243554" w:space="0"/>
+            </w:tcBorders>
+          </w:tcPr>
+          <w:p>
+            <w:pPr>
+              <w:spacing w:before="120" w:after="40"/>
+            </w:pPr>
+            <w:r/>
+            <w:r>
+              <w:rPr>
+                <w:b/>
+                <w:color w:val="2E74B5"/>
+                <w:sz w:val="20"/>
+              </w:rPr>
+              <w:t>TEACHER DOES</w:t>
+            </w:r>
+          </w:p>
+          <w:p>
+            <w:pPr>
+              <w:spacing w:before="20" w:after="20"/>
+            </w:pPr>
+            <w:r>
+              <w:rPr>
+                <w:sz w:val="20"/>
+              </w:rPr>
+              <w:t xml:space="preserve">•  </w:t>
+            </w:r>
+            <w:r>
+              <w:rPr>
+                <w:sz w:val="20"/>
+              </w:rPr>
+              <w:t xml:space="preserve">Draft a </w:t>
+            </w:r>
+            <w:r>
+              <w:rPr>
+                <w:i/>
+                <w:sz w:val="20"/>
+              </w:rPr>
+              <w:t>“future-proof”</w:t>
+            </w:r>
+            <w:r>
+              <w:rPr>
+                <w:sz w:val="20"/>
+              </w:rPr>
+              <w:t xml:space="preserve"> professional profile.</w:t>
+            </w:r>
+          </w:p>
+          <w:p>
+            <w:pPr>
+              <w:spacing w:before="20" w:after="20"/>
+            </w:pPr>
+            <w:r>
+              <w:rPr>
+                <w:sz w:val="20"/>
+              </w:rPr>
+              <w:t>•  Provide a template with three sections: (1) AI-complementary skills I have (what I do that AI can’t), (2) AI tool proficiency (what I can do with AI), (3) Specific value I offer my organization starting next week (3 concrete actions).</w:t>
+            </w:r>
+          </w:p>
+          <w:p>
+            <w:pPr>
+              <w:spacing w:before="20" w:after="20"/>
+            </w:pPr>
+            <w:r>
+              <w:rPr>
+                <w:sz w:val="20"/>
+              </w:rPr>
+              <w:t>•  This becomes a portfolio artifact.</w:t>
+            </w:r>
+          </w:p>
+          <w:p>
+            <w:pPr>
+              <w:spacing w:before="120" w:after="40"/>
+            </w:pPr>
+            <w:r>
+              <w:rPr>
+                <w:b/>
+                <w:color w:val="7F7F7F"/>
+                <w:sz w:val="18"/>
+              </w:rPr>
+              <w:t xml:space="preserve">⏱ PACING:  </w:t>
+            </w:r>
+            <w:r>
+              <w:rPr>
+                <w:color w:val="7F7F7F"/>
+                <w:sz w:val="18"/>
+              </w:rPr>
+              <w:t>Section 1 = 8 min. Section 2 = 8 min. Section 3 = 8 min. Pair review = 6 min.</w:t>
+            </w:r>
+          </w:p>
+          <w:p>
+            <w:pPr>
+              <w:spacing w:before="80" w:after="120"/>
+            </w:pPr>
+            <w:r>
+              <w:rPr>
+                <w:b/>
+                <w:color w:val="2D7D2D"/>
+                <w:sz w:val="18"/>
+              </w:rPr>
+              <w:t xml:space="preserve">✓ CHECK:  </w:t>
+            </w:r>
+            <w:r>
+              <w:rPr>
+                <w:i/>
+                <w:color w:val="2D7D2D"/>
+                <w:sz w:val="18"/>
+              </w:rPr>
+              <w:t>Quick pulse check: thumbs up if confident, sideways if unsure, down if lost.</w:t>
+            </w:r>
+          </w:p>
+        </w:tc>
+      </w:tr>
+    </w:tbl>
+    <w:p>
+      <w:pPr>
+        <w:spacing w:before="0" w:after="40"/>
+      </w:pPr>
+    </w:p>
+    <w:tbl>
+      <w:tblPr>
+        <w:tblW w:type="auto" w:w="0"/>
+        <w:tblLook w:firstColumn="1" w:firstRow="1" w:lastColumn="0" w:lastRow="0" w:noHBand="0" w:noVBand="1" w:val="04A0"/>
+        <w:tblBorders>
+          <w:top w:val="none" w:sz="0" w:color="auto" w:space="0"/>
+          <w:left w:val="none" w:sz="0" w:color="auto" w:space="0"/>
+          <w:bottom w:val="none" w:sz="0" w:color="auto" w:space="0"/>
+          <w:right w:val="none" w:sz="0" w:color="auto" w:space="0"/>
+          <w:insideH w:val="none" w:sz="0" w:color="auto" w:space="0"/>
+          <w:insideV w:val="none" w:sz="0" w:color="auto" w:space="0"/>
+        </w:tblBorders>
+      </w:tblPr>
+      <w:tblGrid>
+        <w:gridCol w:w="8640"/>
+      </w:tblGrid>
+      <w:tr>
+        <w:tc>
+          <w:tcPr>
+            <w:tcW w:type="dxa" w:w="8640"/>
+            <w:shd w:fill="243554" w:val="clear" w:color="auto"/>
+          </w:tcPr>
+          <w:p>
+            <w:r/>
+            <w:r>
+              <w:rPr>
+                <w:b/>
+                <w:color w:val="FFFFFF"/>
+                <w:sz w:val="22"/>
+              </w:rPr>
+              <w:t>5:00–5:30</w:t>
+            </w:r>
+            <w:r>
+              <w:rPr>
+                <w:b/>
+                <w:color w:val="FFFFFF"/>
+                <w:sz w:val="22"/>
+              </w:rPr>
+              <w:t xml:space="preserve">    Capstone Kickoff</w:t>
+            </w:r>
+            <w:r>
+              <w:rPr>
+                <w:color w:val="FFFFFF"/>
+                <w:sz w:val="20"/>
+              </w:rPr>
+              <w:t xml:space="preserve">    (30 min)</w:t>
+            </w:r>
+          </w:p>
+          <w:p>
+            <w:pPr>
+              <w:spacing w:before="0" w:after="40"/>
+            </w:pPr>
+            <w:r>
+              <w:rPr>
+                <w:i/>
+                <w:color w:val="FFFFFF"/>
+                <w:sz w:val="18"/>
+              </w:rPr>
+              <w:t>Instructor presentation → individual/team planning  |  GRR: You Do</w:t>
+            </w:r>
+          </w:p>
+        </w:tc>
+      </w:tr>
+    </w:tbl>
+    <w:tbl>
+      <w:tblPr>
+        <w:tblW w:type="auto" w:w="0"/>
+        <w:tblLook w:firstColumn="1" w:firstRow="1" w:lastColumn="0" w:lastRow="0" w:noHBand="0" w:noVBand="1" w:val="04A0"/>
+        <w:tblBorders>
+          <w:top w:val="none" w:sz="0" w:color="auto" w:space="0"/>
+          <w:left w:val="none" w:sz="0" w:color="auto" w:space="0"/>
+          <w:bottom w:val="none" w:sz="0" w:color="auto" w:space="0"/>
+          <w:right w:val="none" w:sz="0" w:color="auto" w:space="0"/>
+          <w:insideH w:val="none" w:sz="0" w:color="auto" w:space="0"/>
+          <w:insideV w:val="none" w:sz="0" w:color="auto" w:space="0"/>
+        </w:tblBorders>
+      </w:tblPr>
+      <w:tblGrid>
+        <w:gridCol w:w="8640"/>
+      </w:tblGrid>
+      <w:tr>
+        <w:tc>
+          <w:tcPr>
+            <w:tcW w:type="dxa" w:w="8640"/>
+            <w:tcBorders>
+              <w:left w:val="single" w:sz="12" w:color="243554" w:space="0"/>
+            </w:tcBorders>
+          </w:tcPr>
+          <w:p>
+            <w:pPr>
+              <w:spacing w:before="120" w:after="40"/>
+            </w:pPr>
+            <w:r/>
+            <w:r>
+              <w:rPr>
+                <w:b/>
+                <w:color w:val="2E74B5"/>
+                <w:sz w:val="20"/>
+              </w:rPr>
+              <w:t>TEACHER DOES</w:t>
+            </w:r>
+          </w:p>
+          <w:p>
+            <w:pPr>
+              <w:spacing w:before="20" w:after="20"/>
+            </w:pPr>
+            <w:r>
+              <w:rPr>
+                <w:sz w:val="20"/>
+              </w:rPr>
+              <w:t>•  Present the 4 capstone options.</w:t>
+            </w:r>
+          </w:p>
+          <w:p>
+            <w:pPr>
+              <w:spacing w:before="20" w:after="20"/>
+            </w:pPr>
+            <w:r>
+              <w:rPr>
+                <w:sz w:val="20"/>
+              </w:rPr>
+              <w:t>•  Show 1–2 example capstones from prior cohorts (or mock examples for the pilot).</w:t>
+            </w:r>
+          </w:p>
+          <w:p>
+            <w:pPr>
+              <w:spacing w:before="20" w:after="20"/>
+            </w:pPr>
+            <w:r>
+              <w:rPr>
+                <w:sz w:val="20"/>
+              </w:rPr>
+              <w:t>•  Provide a capstone planning template: project description, tools you’ll use, what you’ll build tonight, what you’ll present tomorrow.</w:t>
+            </w:r>
+          </w:p>
+          <w:p>
+            <w:pPr>
+              <w:spacing w:before="120" w:after="40"/>
+            </w:pPr>
+            <w:r>
+              <w:rPr>
+                <w:b/>
+                <w:color w:val="2E74B5"/>
+                <w:sz w:val="20"/>
+              </w:rPr>
+              <w:t>STUDENTS DO</w:t>
+            </w:r>
+          </w:p>
+          <w:p>
+            <w:pPr>
+              <w:spacing w:before="20" w:after="20"/>
+            </w:pPr>
+            <w:r>
+              <w:rPr>
+                <w:sz w:val="20"/>
+              </w:rPr>
+              <w:t>•  Students choose, form teams if doing a collaborative project, and begin planning.</w:t>
+            </w:r>
+          </w:p>
+          <w:p>
+            <w:pPr>
+              <w:spacing w:before="120" w:after="40"/>
+            </w:pPr>
+            <w:r>
+              <w:rPr>
+                <w:b/>
+                <w:color w:val="7F7F7F"/>
+                <w:sz w:val="18"/>
+              </w:rPr>
+              <w:t xml:space="preserve">⏱ PACING:  </w:t>
+            </w:r>
+            <w:r>
+              <w:rPr>
+                <w:color w:val="7F7F7F"/>
+                <w:sz w:val="18"/>
+              </w:rPr>
+              <w:t>Present options + show examples = 10 min. Students choose + form teams = 5 min. Begin planning with template = 12 min. Logistics for tomorrow = 3 min.</w:t>
+            </w:r>
+          </w:p>
+          <w:p>
+            <w:pPr>
+              <w:spacing w:before="80" w:after="120"/>
+            </w:pPr>
+            <w:r>
+              <w:rPr>
+                <w:b/>
+                <w:color w:val="2D7D2D"/>
+                <w:sz w:val="18"/>
+              </w:rPr>
+              <w:t xml:space="preserve">✓ CHECK:  </w:t>
+            </w:r>
+            <w:r>
+              <w:rPr>
+                <w:i/>
+                <w:color w:val="2D7D2D"/>
+                <w:sz w:val="18"/>
+              </w:rPr>
+              <w:t>Does the student's project solve a real problem using AI tools?</w:t>
+            </w:r>
+          </w:p>
+        </w:tc>
+      </w:tr>
+    </w:tbl>
+    <w:p>
+      <w:pPr>
+        <w:spacing w:before="0" w:after="40"/>
+      </w:pPr>
+    </w:p>
+    <w:tbl>
+      <w:tblPr>
+        <w:tblW w:type="auto" w:w="0"/>
+        <w:tblLook w:firstColumn="1" w:firstRow="1" w:lastColumn="0" w:lastRow="0" w:noHBand="0" w:noVBand="1" w:val="04A0"/>
+        <w:tblBorders>
+          <w:top w:val="none" w:sz="0" w:color="auto" w:space="0"/>
+          <w:left w:val="none" w:sz="0" w:color="auto" w:space="0"/>
+          <w:bottom w:val="none" w:sz="0" w:color="auto" w:space="0"/>
+          <w:right w:val="none" w:sz="0" w:color="auto" w:space="0"/>
+          <w:insideH w:val="none" w:sz="0" w:color="auto" w:space="0"/>
+          <w:insideV w:val="none" w:sz="0" w:color="auto" w:space="0"/>
+        </w:tblBorders>
+      </w:tblPr>
+      <w:tblGrid>
+        <w:gridCol w:w="8640"/>
+      </w:tblGrid>
+      <w:tr>
+        <w:tc>
+          <w:tcPr>
+            <w:tcW w:type="dxa" w:w="8640"/>
+            <w:shd w:fill="243554" w:val="clear" w:color="auto"/>
+          </w:tcPr>
+          <w:p>
+            <w:r/>
+            <w:r>
+              <w:rPr>
+                <w:b/>
+                <w:color w:val="FFFFFF"/>
+                <w:sz w:val="22"/>
+              </w:rPr>
+              <w:t>5:30–5:45</w:t>
+            </w:r>
+            <w:r>
+              <w:rPr>
+                <w:b/>
+                <w:color w:val="FFFFFF"/>
+                <w:sz w:val="22"/>
+              </w:rPr>
+              <w:t xml:space="preserve">    Day 3 Wrap</w:t>
+            </w:r>
+            <w:r>
+              <w:rPr>
+                <w:color w:val="FFFFFF"/>
+                <w:sz w:val="20"/>
+              </w:rPr>
+              <w:t xml:space="preserve">    (15 min)</w:t>
+            </w:r>
+          </w:p>
+        </w:tc>
+      </w:tr>
+    </w:tbl>
+    <w:tbl>
+      <w:tblPr>
+        <w:tblW w:type="auto" w:w="0"/>
+        <w:tblLook w:firstColumn="1" w:firstRow="1" w:lastColumn="0" w:lastRow="0" w:noHBand="0" w:noVBand="1" w:val="04A0"/>
+        <w:tblBorders>
+          <w:top w:val="none" w:sz="0" w:color="auto" w:space="0"/>
+          <w:left w:val="none" w:sz="0" w:color="auto" w:space="0"/>
+          <w:bottom w:val="none" w:sz="0" w:color="auto" w:space="0"/>
+          <w:right w:val="none" w:sz="0" w:color="auto" w:space="0"/>
+          <w:insideH w:val="none" w:sz="0" w:color="auto" w:space="0"/>
+          <w:insideV w:val="none" w:sz="0" w:color="auto" w:space="0"/>
+        </w:tblBorders>
+      </w:tblPr>
+      <w:tblGrid>
+        <w:gridCol w:w="8640"/>
+      </w:tblGrid>
+      <w:tr>
+        <w:tc>
+          <w:tcPr>
+            <w:tcW w:type="dxa" w:w="8640"/>
+            <w:tcBorders>
+              <w:left w:val="single" w:sz="12" w:color="243554" w:space="0"/>
+            </w:tcBorders>
+          </w:tcPr>
+          <w:p>
+            <w:pPr>
+              <w:spacing w:before="120" w:after="40"/>
+            </w:pPr>
+            <w:r/>
+            <w:r>
+              <w:rPr>
+                <w:b/>
+                <w:color w:val="2E74B5"/>
+                <w:sz w:val="20"/>
+              </w:rPr>
+              <w:t>TEACHER DOES</w:t>
+            </w:r>
+          </w:p>
+          <w:p>
+            <w:pPr>
+              <w:spacing w:before="20" w:after="20"/>
+            </w:pPr>
+            <w:r>
+              <w:rPr>
+                <w:sz w:val="20"/>
+              </w:rPr>
+              <w:t>•  Brief wrap.</w:t>
+            </w:r>
+          </w:p>
+          <w:p>
+            <w:pPr>
+              <w:spacing w:before="20" w:after="20"/>
+            </w:pPr>
+            <w:r>
+              <w:rPr>
+                <w:sz w:val="20"/>
+              </w:rPr>
+              <w:t>•  Remind students: tonight is capstone build time.</w:t>
+            </w:r>
+          </w:p>
+          <w:p>
+            <w:pPr>
+              <w:spacing w:before="20" w:after="20"/>
+            </w:pPr>
+            <w:r>
+              <w:rPr>
+                <w:sz w:val="20"/>
+              </w:rPr>
+              <w:t>•  Instructor available via group chat for questions.</w:t>
+            </w:r>
+          </w:p>
+          <w:p>
+            <w:pPr>
+              <w:spacing w:before="20" w:after="20"/>
+            </w:pPr>
+            <w:r>
+              <w:rPr>
+                <w:sz w:val="20"/>
+              </w:rPr>
+              <w:t>•  Set expectations for tomorrow: arrive with your capstone at least 70% complete.</w:t>
+            </w:r>
+          </w:p>
+          <w:p>
+            <w:pPr>
+              <w:spacing w:before="20" w:after="20"/>
+            </w:pPr>
+            <w:r>
+              <w:rPr>
+                <w:sz w:val="20"/>
+              </w:rPr>
+              <w:t>•  The morning is for polish, not starting from scratch.</w:t>
+            </w:r>
+          </w:p>
+          <w:p>
+            <w:pPr>
+              <w:spacing w:before="80" w:after="120"/>
+            </w:pPr>
+            <w:r>
+              <w:rPr>
+                <w:b/>
+                <w:color w:val="2D7D2D"/>
+                <w:sz w:val="18"/>
+              </w:rPr>
+              <w:t xml:space="preserve">✓ CHECK:  </w:t>
+            </w:r>
+            <w:r>
+              <w:rPr>
+                <w:i/>
+                <w:color w:val="2D7D2D"/>
+                <w:sz w:val="18"/>
+              </w:rPr>
+              <w:t>Quick pulse check: thumbs up if confident, sideways if unsure, down if lost.</w:t>
+            </w:r>
+          </w:p>
+        </w:tc>
+      </w:tr>
+    </w:tbl>
+    <w:p>
+      <w:pPr>
+        <w:spacing w:before="0" w:after="40"/>
+      </w:pPr>
+    </w:p>
+    <w:p/>
+    <w:p>
+      <w:pPr>
+        <w:pStyle w:val="Heading2"/>
+      </w:pPr>
+      <w:r>
+        <w:rPr>
+          <w:color w:val="243554"/>
+        </w:rPr>
+        <w:t>DIFFERENTIATION NOTES</w:t>
       </w:r>
     </w:p>
     <w:p>
+      <w:pPr>
+        <w:spacing w:before="40" w:after="40"/>
+      </w:pPr>
       <w:r>
         <w:rPr>
           <w:b/>
+          <w:color w:val="243554"/>
           <w:sz w:val="20"/>
         </w:rPr>
-        <w:t xml:space="preserve">Workflow Automation 101 + Guided Build: </w:t>
+        <w:t xml:space="preserve">Struggling learners: </w:t>
       </w:r>
       <w:r>
         <w:rPr>
           <w:sz w:val="20"/>
         </w:rPr>
-        <w:t>Pre-create test emails and a template Google Sheet. Have screenshots of each step projected. Expect 3–5 students to hit authentication issues with integrations—have a TA or prepared fallback (instructor’s screen share as backup).</w:t>
+        <w:t>Provide a pre-built automation template to modify rather than build from scratch. Use a step-by-step visual guide for workflow setup.</w:t>
       </w:r>
     </w:p>
     <w:p>
+      <w:pPr>
+        <w:spacing w:before="40" w:after="40"/>
+      </w:pPr>
       <w:r>
         <w:rPr>
           <w:b/>
+          <w:color w:val="243554"/>
           <w:sz w:val="20"/>
         </w:rPr>
-        <w:t xml:space="preserve">Job Posting Autopsy: </w:t>
+        <w:t xml:space="preserve">Advanced learners: </w:t>
       </w:r>
       <w:r>
         <w:rPr>
           <w:sz w:val="20"/>
         </w:rPr>
-        <w:t>Have 5 pre-selected job postings per market as a fallback for students who can’t find relevant ones quickly. Focus on roles in tech, marketing, education, finance, and administration—common across all three markets.</w:t>
+        <w:t>Challenge them to add error handling or branching logic. Ask them to document their workflow for a non-technical audience.</w:t>
+      </w:r>
+    </w:p>
+    <w:p>
+      <w:pPr>
+        <w:spacing w:before="40" w:after="40"/>
+      </w:pPr>
+      <w:r>
+        <w:rPr>
+          <w:b/>
+          <w:color w:val="243554"/>
+          <w:sz w:val="20"/>
+        </w:rPr>
+        <w:t xml:space="preserve">Language support: </w:t>
+      </w:r>
+      <w:r>
+        <w:rPr>
+          <w:sz w:val="20"/>
+        </w:rPr>
+        <w:t>Provide workflow vocabulary in context. Allow screen-recording of process instead of written documentation.</w:t>
       </w:r>
     </w:p>
     <w:p/>
@@ -1214,54 +3220,142 @@
         <w:pStyle w:val="Heading2"/>
       </w:pPr>
       <w:r>
-        <w:t>ASSESSMENT</w:t>
+        <w:rPr>
+          <w:color w:val="243554"/>
+        </w:rPr>
+        <w:t>CLOSING &amp; EXIT TICKET</w:t>
       </w:r>
     </w:p>
     <w:p>
+      <w:pPr>
+        <w:spacing w:before="0" w:after="80"/>
+      </w:pPr>
+      <w:r>
+        <w:rPr>
+          <w:i/>
+          <w:sz w:val="20"/>
+        </w:rPr>
+        <w:t>Ask students to write brief answers to:</w:t>
+      </w:r>
+    </w:p>
+    <w:p>
+      <w:pPr>
+        <w:spacing w:before="40" w:after="40"/>
+      </w:pPr>
       <w:r>
         <w:rPr>
           <w:b/>
           <w:sz w:val="20"/>
         </w:rPr>
-        <w:t xml:space="preserve">Evidence to look for: </w:t>
+        <w:t xml:space="preserve">1. </w:t>
       </w:r>
       <w:r>
         <w:rPr>
           <w:sz w:val="20"/>
         </w:rPr>
-        <w:t>Working automations that trigger and complete correctly. Career strategy profiles contain specific, actionable commitments (not vague aspirations). Teach-back partners can answer a follow-up question about the concept they were taught.</w:t>
+        <w:t>Draw or describe a simple automation workflow with a trigger, an action, and an output.</w:t>
       </w:r>
     </w:p>
     <w:p>
+      <w:pPr>
+        <w:spacing w:before="40" w:after="40"/>
+      </w:pPr>
       <w:r>
         <w:rPr>
           <w:b/>
           <w:sz w:val="20"/>
         </w:rPr>
-        <w:t xml:space="preserve">Formative: </w:t>
+        <w:t xml:space="preserve">2. </w:t>
       </w:r>
       <w:r>
         <w:rPr>
           <w:sz w:val="20"/>
         </w:rPr>
-        <w:t>Teacher observation during activities. Monitor student outputs at each hands-on block. Use delivery notes and pacing guidance to check quality.</w:t>
+        <w:t>What is one task in your daily work that could be automated? Sketch the workflow.</w:t>
       </w:r>
     </w:p>
     <w:p>
+      <w:pPr>
+        <w:spacing w:before="40" w:after="40"/>
+      </w:pPr>
       <w:r>
         <w:rPr>
           <w:b/>
           <w:sz w:val="20"/>
         </w:rPr>
-        <w:t xml:space="preserve">Self-Assessment: </w:t>
+        <w:t xml:space="preserve">3. </w:t>
       </w:r>
       <w:r>
         <w:rPr>
           <w:sz w:val="20"/>
         </w:rPr>
-        <w:t>Students complete confidence ratings (1–5) for each learning objective at the end of the session.</w:t>
+        <w:t>Explain MCP (Model Context Protocol) in one sentence to a non-technical colleague.</w:t>
       </w:r>
     </w:p>
+    <w:p/>
+    <w:p>
+      <w:pPr>
+        <w:pStyle w:val="Heading2"/>
+      </w:pPr>
+      <w:r>
+        <w:rPr>
+          <w:color w:val="243554"/>
+        </w:rPr>
+        <w:t>POST-SESSION REFLECTION</w:t>
+      </w:r>
+    </w:p>
+    <w:p>
+      <w:pPr>
+        <w:spacing w:before="40" w:after="120"/>
+      </w:pPr>
+      <w:r>
+        <w:rPr>
+          <w:color w:val="7F7F7F"/>
+          <w:sz w:val="20"/>
+        </w:rPr>
+        <w:t>▢  What worked well today?</w:t>
+      </w:r>
+    </w:p>
+    <w:p/>
+    <w:p>
+      <w:pPr>
+        <w:spacing w:before="40" w:after="120"/>
+      </w:pPr>
+      <w:r>
+        <w:rPr>
+          <w:color w:val="7F7F7F"/>
+          <w:sz w:val="20"/>
+        </w:rPr>
+        <w:t>▢  What would I adjust for next time?</w:t>
+      </w:r>
+    </w:p>
+    <w:p/>
+    <w:p>
+      <w:pPr>
+        <w:spacing w:before="40" w:after="120"/>
+      </w:pPr>
+      <w:r>
+        <w:rPr>
+          <w:color w:val="7F7F7F"/>
+          <w:sz w:val="20"/>
+        </w:rPr>
+        <w:t>▢  Which students need follow-up or additional support?</w:t>
+      </w:r>
+    </w:p>
+    <w:p/>
+    <w:p>
+      <w:pPr>
+        <w:spacing w:before="40" w:after="120"/>
+      </w:pPr>
+      <w:r>
+        <w:rPr>
+          <w:color w:val="7F7F7F"/>
+          <w:sz w:val="20"/>
+        </w:rPr>
+        <w:t>▢  Did timing work? Where did I run long or short?</w:t>
+      </w:r>
+    </w:p>
+    <w:p/>
     <w:sectPr>
       <w:pgSz w:w="12240" w:h="15840"/>
       <w:pgMar w:top="1440" w:right="1800" w:bottom="1440" w:left="1800" w:header="720" w:footer="720" w:gutter="0"/>
@@ -1635,6 +3729,10 @@
     <w:name w:val="Normal"/>
     <w:qFormat/>
     <w:rsid w:val="00FC693F"/>
+    <w:rPr>
+      <w:rFonts w:ascii="Calibri" w:hAnsi="Calibri"/>
+      <w:sz w:val="20"/>
+    </w:rPr>
   </w:style>
   <w:style w:type="paragraph" w:styleId="Header">
     <w:name w:val="header"/>
@@ -1695,10 +3793,10 @@
       <w:outlineLvl w:val="0"/>
     </w:pPr>
     <w:rPr>
-      <w:rFonts w:asciiTheme="majorHAnsi" w:eastAsiaTheme="majorEastAsia" w:hAnsiTheme="majorHAnsi" w:cstheme="majorBidi"/>
+      <w:rFonts w:asciiTheme="majorHAnsi" w:eastAsiaTheme="majorEastAsia" w:hAnsiTheme="majorHAnsi" w:cstheme="majorBidi" w:ascii="Calibri" w:hAnsi="Calibri"/>
       <w:b/>
       <w:bCs/>
-      <w:color w:val="365F91" w:themeColor="accent1" w:themeShade="BF"/>
+      <w:color w:val="243554"/>
       <w:sz w:val="28"/>
       <w:szCs w:val="28"/>
     </w:rPr>
@@ -1719,10 +3817,10 @@
       <w:outlineLvl w:val="1"/>
     </w:pPr>
     <w:rPr>
-      <w:rFonts w:asciiTheme="majorHAnsi" w:eastAsiaTheme="majorEastAsia" w:hAnsiTheme="majorHAnsi" w:cstheme="majorBidi"/>
+      <w:rFonts w:asciiTheme="majorHAnsi" w:eastAsiaTheme="majorEastAsia" w:hAnsiTheme="majorHAnsi" w:cstheme="majorBidi" w:ascii="Calibri" w:hAnsi="Calibri"/>
       <w:b/>
       <w:bCs/>
-      <w:color w:val="4F81BD" w:themeColor="accent1"/>
+      <w:color w:val="243554"/>
       <w:sz w:val="26"/>
       <w:szCs w:val="26"/>
     </w:rPr>
@@ -1743,10 +3841,10 @@
       <w:outlineLvl w:val="2"/>
     </w:pPr>
     <w:rPr>
-      <w:rFonts w:asciiTheme="majorHAnsi" w:eastAsiaTheme="majorEastAsia" w:hAnsiTheme="majorHAnsi" w:cstheme="majorBidi"/>
+      <w:rFonts w:asciiTheme="majorHAnsi" w:eastAsiaTheme="majorEastAsia" w:hAnsiTheme="majorHAnsi" w:cstheme="majorBidi" w:ascii="Calibri" w:hAnsi="Calibri"/>
       <w:b/>
       <w:bCs/>
-      <w:color w:val="4F81BD" w:themeColor="accent1"/>
+      <w:color w:val="243554"/>
     </w:rPr>
   </w:style>
   <w:style w:type="paragraph" w:styleId="Heading4">
